--- a/Part_4_All_chapters.docx
+++ b/Part_4_All_chapters.docx
@@ -3611,6 +3611,12 @@
             <w:insideH w:val="single" w:color="auto" w:sz="4" w:space="0"/>
             <w:insideV w:val="single" w:color="auto" w:sz="4" w:space="0"/>
           </w:tblBorders>
+          <w:tblCellMar>
+            <w:top w:w="0" w:type="dxa"/>
+            <w:left w:w="108" w:type="dxa"/>
+            <w:bottom w:w="0" w:type="dxa"/>
+            <w:right w:w="108" w:type="dxa"/>
+          </w:tblCellMar>
         </w:tblPrEx>
         <w:trPr>
           <w:trHeight w:val="267" w:hRule="atLeast"/>
@@ -14235,6 +14241,12 @@
             <w:insideH w:val="single" w:color="auto" w:sz="4" w:space="0"/>
             <w:insideV w:val="single" w:color="auto" w:sz="4" w:space="0"/>
           </w:tblBorders>
+          <w:tblCellMar>
+            <w:top w:w="0" w:type="dxa"/>
+            <w:left w:w="108" w:type="dxa"/>
+            <w:bottom w:w="0" w:type="dxa"/>
+            <w:right w:w="108" w:type="dxa"/>
+          </w:tblCellMar>
         </w:tblPrEx>
         <w:trPr>
           <w:trHeight w:val="623" w:hRule="atLeast"/>
@@ -15043,7 +15055,28 @@
           <w:sz w:val="28"/>
           <w:szCs w:val="28"/>
         </w:rPr>
-        <w:t>: Participants</w:t>
+        <w:t xml:space="preserve">: </w:t>
+      </w:r>
+      <w:r>
+        <w:rPr>
+          <w:rFonts w:hint="default" w:ascii="Times New Roman" w:hAnsi="Times New Roman" w:cs="Times New Roman"/>
+          <w:b/>
+          <w:bCs/>
+          <w:sz w:val="28"/>
+          <w:szCs w:val="28"/>
+          <w:lang w:val="en-US"/>
+        </w:rPr>
+        <w:t>Group_</w:t>
+      </w:r>
+      <w:r>
+        <w:rPr>
+          <w:rFonts w:ascii="Times New Roman" w:hAnsi="Times New Roman" w:cs="Times New Roman"/>
+          <w:b/>
+          <w:bCs/>
+          <w:sz w:val="28"/>
+          <w:szCs w:val="28"/>
+        </w:rPr>
+        <w:t>Participants</w:t>
       </w:r>
     </w:p>
     <w:p>
@@ -16204,7 +16237,29 @@
           <w:sz w:val="20"/>
           <w:szCs w:val="20"/>
         </w:rPr>
-        <w:t xml:space="preserve"> Table: </w:t>
+        <w:t xml:space="preserve"> Table:</w:t>
+      </w:r>
+      <w:r>
+        <w:rPr>
+          <w:rFonts w:hint="default" w:ascii="Times New Roman" w:hAnsi="Times New Roman" w:cs="Times New Roman"/>
+          <w:i/>
+          <w:iCs/>
+          <w:sz w:val="20"/>
+          <w:szCs w:val="20"/>
+          <w:lang w:val="en-US"/>
+        </w:rPr>
+        <w:t xml:space="preserve"> </w:t>
+      </w:r>
+      <w:r>
+        <w:rPr>
+          <w:rFonts w:hint="default" w:ascii="Times New Roman" w:hAnsi="Times New Roman"/>
+          <w:i/>
+          <w:iCs/>
+          <w:sz w:val="20"/>
+          <w:szCs w:val="20"/>
+          <w:lang w:val="en-US"/>
+        </w:rPr>
+        <w:t>Group_</w:t>
       </w:r>
       <w:r>
         <w:rPr>
@@ -16257,7 +16312,28 @@
           <w:sz w:val="28"/>
           <w:szCs w:val="28"/>
         </w:rPr>
-        <w:t>: Expenses</w:t>
+        <w:t xml:space="preserve">: </w:t>
+      </w:r>
+      <w:r>
+        <w:rPr>
+          <w:rFonts w:hint="default" w:ascii="Times New Roman" w:hAnsi="Times New Roman" w:cs="Times New Roman"/>
+          <w:b/>
+          <w:bCs/>
+          <w:sz w:val="28"/>
+          <w:szCs w:val="28"/>
+          <w:lang w:val="en-US"/>
+        </w:rPr>
+        <w:t>Group_</w:t>
+      </w:r>
+      <w:r>
+        <w:rPr>
+          <w:rFonts w:ascii="Times New Roman" w:hAnsi="Times New Roman" w:cs="Times New Roman"/>
+          <w:b/>
+          <w:bCs/>
+          <w:sz w:val="28"/>
+          <w:szCs w:val="28"/>
+        </w:rPr>
+        <w:t>Expenses</w:t>
       </w:r>
     </w:p>
     <w:tbl>
@@ -17854,6 +17930,17 @@
       </w:r>
       <w:r>
         <w:rPr>
+          <w:rFonts w:hint="default" w:ascii="Times New Roman" w:hAnsi="Times New Roman"/>
+          <w:i/>
+          <w:iCs/>
+          <w:sz w:val="20"/>
+          <w:szCs w:val="20"/>
+          <w:lang w:val="en-US"/>
+        </w:rPr>
+        <w:t>Group_</w:t>
+      </w:r>
+      <w:r>
+        <w:rPr>
           <w:rFonts w:ascii="Times New Roman" w:hAnsi="Times New Roman"/>
           <w:i/>
           <w:iCs/>
@@ -17978,7 +18065,28 @@
           <w:sz w:val="28"/>
           <w:szCs w:val="28"/>
         </w:rPr>
-        <w:t>: Expense_Splits</w:t>
+        <w:t xml:space="preserve">: </w:t>
+      </w:r>
+      <w:r>
+        <w:rPr>
+          <w:rFonts w:hint="default" w:ascii="Times New Roman" w:hAnsi="Times New Roman" w:cs="Times New Roman"/>
+          <w:b/>
+          <w:bCs/>
+          <w:sz w:val="28"/>
+          <w:szCs w:val="28"/>
+          <w:lang w:val="en-US"/>
+        </w:rPr>
+        <w:t>Group_</w:t>
+      </w:r>
+      <w:r>
+        <w:rPr>
+          <w:rFonts w:ascii="Times New Roman" w:hAnsi="Times New Roman" w:cs="Times New Roman"/>
+          <w:b/>
+          <w:bCs/>
+          <w:sz w:val="28"/>
+          <w:szCs w:val="28"/>
+        </w:rPr>
+        <w:t>Expense_Splits</w:t>
       </w:r>
     </w:p>
     <w:tbl>
@@ -18019,6 +18127,12 @@
             <w:insideH w:val="single" w:color="auto" w:sz="4" w:space="0"/>
             <w:insideV w:val="single" w:color="auto" w:sz="4" w:space="0"/>
           </w:tblBorders>
+          <w:tblCellMar>
+            <w:top w:w="0" w:type="dxa"/>
+            <w:left w:w="108" w:type="dxa"/>
+            <w:bottom w:w="0" w:type="dxa"/>
+            <w:right w:w="108" w:type="dxa"/>
+          </w:tblCellMar>
         </w:tblPrEx>
         <w:tc>
           <w:tcPr>
@@ -19087,6 +19201,19 @@
         </w:rPr>
         <w:t xml:space="preserve"> Table: </w:t>
       </w:r>
+      <w:r>
+        <w:rPr>
+          <w:rFonts w:hint="default" w:ascii="Times New Roman" w:hAnsi="Times New Roman"/>
+          <w:i/>
+          <w:iCs/>
+          <w:sz w:val="20"/>
+          <w:szCs w:val="20"/>
+          <w:lang w:val="en-US"/>
+        </w:rPr>
+        <w:t>Group_</w:t>
+      </w:r>
+      <w:bookmarkStart w:id="31" w:name="_GoBack"/>
+      <w:bookmarkEnd w:id="31"/>
       <w:r>
         <w:rPr>
           <w:rFonts w:ascii="Times New Roman" w:hAnsi="Times New Roman"/>
@@ -26605,6 +26732,7 @@
             <w:insideH w:val="single" w:color="999999" w:sz="4" w:space="0"/>
             <w:insideV w:val="single" w:color="999999" w:sz="4" w:space="0"/>
           </w:tblBorders>
+          <w:shd w:val="clear" w:color="auto" w:fill="auto"/>
           <w:tblCellMar>
             <w:top w:w="0" w:type="dxa"/>
             <w:left w:w="108" w:type="dxa"/>
@@ -27276,6 +27404,7 @@
             <w:insideH w:val="single" w:color="999999" w:sz="4" w:space="0"/>
             <w:insideV w:val="single" w:color="999999" w:sz="4" w:space="0"/>
           </w:tblBorders>
+          <w:shd w:val="clear" w:color="auto" w:fill="auto"/>
           <w:tblCellMar>
             <w:top w:w="0" w:type="dxa"/>
             <w:left w:w="108" w:type="dxa"/>
@@ -27732,7 +27861,6 @@
             <w:insideH w:val="single" w:color="999999" w:sz="4" w:space="0"/>
             <w:insideV w:val="single" w:color="999999" w:sz="4" w:space="0"/>
           </w:tblBorders>
-          <w:shd w:val="clear" w:color="auto" w:fill="auto"/>
           <w:tblCellMar>
             <w:top w:w="0" w:type="dxa"/>
             <w:left w:w="108" w:type="dxa"/>
@@ -27959,7 +28087,6 @@
             <w:insideH w:val="single" w:color="999999" w:sz="4" w:space="0"/>
             <w:insideV w:val="single" w:color="999999" w:sz="4" w:space="0"/>
           </w:tblBorders>
-          <w:shd w:val="clear" w:color="auto" w:fill="auto"/>
           <w:tblCellMar>
             <w:top w:w="0" w:type="dxa"/>
             <w:left w:w="108" w:type="dxa"/>
@@ -28879,7 +29006,6 @@
             <w:insideH w:val="single" w:color="999999" w:sz="4" w:space="0"/>
             <w:insideV w:val="single" w:color="999999" w:sz="4" w:space="0"/>
           </w:tblBorders>
-          <w:shd w:val="clear" w:color="auto" w:fill="auto"/>
           <w:tblCellMar>
             <w:top w:w="0" w:type="dxa"/>
             <w:left w:w="108" w:type="dxa"/>
@@ -29084,6 +29210,216 @@
                 <w:szCs w:val="24"/>
               </w:rPr>
               <w:t>Displays screen title at the top.</w:t>
+            </w:r>
+          </w:p>
+        </w:tc>
+      </w:tr>
+      <w:tr>
+        <w:tblPrEx>
+          <w:tblBorders>
+            <w:top w:val="none" w:color="999999" w:sz="4" w:space="0"/>
+            <w:left w:val="none" w:color="999999" w:sz="4" w:space="0"/>
+            <w:bottom w:val="none" w:color="999999" w:sz="4" w:space="0"/>
+            <w:right w:val="none" w:color="999999" w:sz="4" w:space="0"/>
+            <w:insideH w:val="single" w:color="999999" w:sz="4" w:space="0"/>
+            <w:insideV w:val="single" w:color="999999" w:sz="4" w:space="0"/>
+          </w:tblBorders>
+          <w:tblCellMar>
+            <w:top w:w="0" w:type="dxa"/>
+            <w:left w:w="108" w:type="dxa"/>
+            <w:bottom w:w="0" w:type="dxa"/>
+            <w:right w:w="108" w:type="dxa"/>
+          </w:tblCellMar>
+        </w:tblPrEx>
+        <w:tc>
+          <w:tcPr>
+            <w:tcW w:w="564" w:type="dxa"/>
+            <w:tcBorders>
+              <w:top w:val="nil"/>
+              <w:left w:val="single" w:color="999999" w:sz="8" w:space="0"/>
+              <w:bottom w:val="single" w:color="999999" w:sz="8" w:space="0"/>
+              <w:right w:val="single" w:color="999999" w:sz="8" w:space="0"/>
+            </w:tcBorders>
+            <w:shd w:val="clear" w:color="auto" w:fill="auto"/>
+            <w:vAlign w:val="top"/>
+          </w:tcPr>
+          <w:p>
+            <w:pPr>
+              <w:keepNext w:val="0"/>
+              <w:keepLines w:val="0"/>
+              <w:widowControl/>
+              <w:suppressLineNumbers w:val="0"/>
+              <w:suppressAutoHyphens/>
+              <w:spacing w:before="0" w:beforeAutospacing="1" w:after="0" w:afterAutospacing="0" w:line="273" w:lineRule="auto"/>
+              <w:ind w:left="0" w:right="0"/>
+              <w:jc w:val="left"/>
+              <w:rPr>
+                <w:rFonts w:hint="default"/>
+              </w:rPr>
+            </w:pPr>
+            <w:r>
+              <w:rPr>
+                <w:rFonts w:hint="default" w:ascii="Times New Roman" w:hAnsi="Times New Roman" w:eastAsia="DejaVu Sans" w:cs="Times New Roman"/>
+                <w:b/>
+                <w:bCs/>
+                <w:kern w:val="0"/>
+                <w:sz w:val="24"/>
+                <w:szCs w:val="24"/>
+                <w:lang w:val="en-US" w:eastAsia="en-US" w:bidi="ar"/>
+              </w:rPr>
+              <w:t>2</w:t>
+            </w:r>
+          </w:p>
+        </w:tc>
+        <w:tc>
+          <w:tcPr>
+            <w:tcW w:w="1908" w:type="dxa"/>
+            <w:tcBorders>
+              <w:top w:val="nil"/>
+              <w:left w:val="single" w:color="999999" w:sz="8" w:space="0"/>
+              <w:bottom w:val="single" w:color="999999" w:sz="8" w:space="0"/>
+              <w:right w:val="single" w:color="999999" w:sz="8" w:space="0"/>
+            </w:tcBorders>
+            <w:shd w:val="clear" w:color="auto" w:fill="auto"/>
+            <w:vAlign w:val="top"/>
+          </w:tcPr>
+          <w:p>
+            <w:pPr>
+              <w:keepNext w:val="0"/>
+              <w:keepLines w:val="0"/>
+              <w:widowControl/>
+              <w:suppressLineNumbers w:val="0"/>
+              <w:spacing w:before="0" w:beforeAutospacing="0" w:after="0" w:afterAutospacing="0" w:line="240" w:lineRule="auto"/>
+              <w:ind w:left="0" w:right="0"/>
+              <w:rPr>
+                <w:rFonts w:hint="default"/>
+              </w:rPr>
+            </w:pPr>
+            <w:r>
+              <w:rPr>
+                <w:rFonts w:hint="default" w:ascii="Times New Roman" w:hAnsi="Times New Roman" w:eastAsia="SimSun" w:cs="Times New Roman"/>
+                <w:sz w:val="24"/>
+                <w:szCs w:val="24"/>
+                <w:lang w:val="en-US"/>
+              </w:rPr>
+              <w:t xml:space="preserve">Group </w:t>
+            </w:r>
+            <w:r>
+              <w:rPr>
+                <w:rFonts w:hint="default" w:ascii="Times New Roman" w:hAnsi="Times New Roman" w:eastAsia="SimSun" w:cs="Times New Roman"/>
+                <w:sz w:val="24"/>
+                <w:szCs w:val="24"/>
+              </w:rPr>
+              <w:t>List</w:t>
+            </w:r>
+          </w:p>
+        </w:tc>
+        <w:tc>
+          <w:tcPr>
+            <w:tcW w:w="1243" w:type="dxa"/>
+            <w:tcBorders>
+              <w:top w:val="nil"/>
+              <w:left w:val="single" w:color="999999" w:sz="8" w:space="0"/>
+              <w:bottom w:val="single" w:color="999999" w:sz="8" w:space="0"/>
+              <w:right w:val="single" w:color="999999" w:sz="8" w:space="0"/>
+            </w:tcBorders>
+            <w:shd w:val="clear" w:color="auto" w:fill="auto"/>
+            <w:vAlign w:val="top"/>
+          </w:tcPr>
+          <w:p>
+            <w:pPr>
+              <w:keepNext w:val="0"/>
+              <w:keepLines w:val="0"/>
+              <w:widowControl/>
+              <w:suppressLineNumbers w:val="0"/>
+              <w:spacing w:before="0" w:beforeAutospacing="0" w:after="0" w:afterAutospacing="0" w:line="240" w:lineRule="auto"/>
+              <w:ind w:left="0" w:right="0"/>
+              <w:rPr>
+                <w:rFonts w:hint="default" w:ascii="Times New Roman" w:hAnsi="Times New Roman" w:eastAsia="SimSun" w:cs="Times New Roman"/>
+                <w:sz w:val="24"/>
+                <w:szCs w:val="24"/>
+              </w:rPr>
+            </w:pPr>
+            <w:r>
+              <w:rPr>
+                <w:rFonts w:hint="default" w:ascii="Times New Roman" w:hAnsi="Times New Roman" w:eastAsia="SimSun" w:cs="Times New Roman"/>
+                <w:sz w:val="24"/>
+                <w:szCs w:val="24"/>
+              </w:rPr>
+              <w:t>List / Table</w:t>
+            </w:r>
+          </w:p>
+        </w:tc>
+        <w:tc>
+          <w:tcPr>
+            <w:tcW w:w="708" w:type="dxa"/>
+            <w:tcBorders>
+              <w:top w:val="nil"/>
+              <w:left w:val="single" w:color="999999" w:sz="8" w:space="0"/>
+              <w:bottom w:val="single" w:color="999999" w:sz="8" w:space="0"/>
+              <w:right w:val="single" w:color="999999" w:sz="8" w:space="0"/>
+            </w:tcBorders>
+            <w:shd w:val="clear" w:color="auto" w:fill="auto"/>
+            <w:vAlign w:val="top"/>
+          </w:tcPr>
+          <w:p>
+            <w:pPr>
+              <w:keepNext w:val="0"/>
+              <w:keepLines w:val="0"/>
+              <w:widowControl/>
+              <w:suppressLineNumbers w:val="0"/>
+              <w:spacing w:before="0" w:beforeAutospacing="0" w:after="0" w:afterAutospacing="0" w:line="240" w:lineRule="auto"/>
+              <w:ind w:left="0" w:right="0"/>
+              <w:rPr>
+                <w:rFonts w:hint="default" w:ascii="Times New Roman" w:hAnsi="Times New Roman" w:eastAsia="SimSun" w:cs="Times New Roman"/>
+                <w:sz w:val="24"/>
+                <w:szCs w:val="24"/>
+              </w:rPr>
+            </w:pPr>
+            <w:r>
+              <w:rPr>
+                <w:rFonts w:hint="default" w:ascii="Times New Roman" w:hAnsi="Times New Roman" w:eastAsia="SimSun" w:cs="Times New Roman"/>
+                <w:sz w:val="24"/>
+                <w:szCs w:val="24"/>
+                <w:lang w:val="en-US"/>
+              </w:rPr>
+              <w:t>M</w:t>
+            </w:r>
+          </w:p>
+        </w:tc>
+        <w:tc>
+          <w:tcPr>
+            <w:tcW w:w="4366" w:type="dxa"/>
+            <w:tcBorders>
+              <w:top w:val="nil"/>
+              <w:left w:val="single" w:color="999999" w:sz="8" w:space="0"/>
+              <w:bottom w:val="single" w:color="999999" w:sz="8" w:space="0"/>
+              <w:right w:val="single" w:color="999999" w:sz="8" w:space="0"/>
+            </w:tcBorders>
+            <w:shd w:val="clear" w:color="auto" w:fill="auto"/>
+            <w:vAlign w:val="top"/>
+          </w:tcPr>
+          <w:p>
+            <w:pPr>
+              <w:keepNext w:val="0"/>
+              <w:keepLines w:val="0"/>
+              <w:widowControl/>
+              <w:suppressLineNumbers w:val="0"/>
+              <w:spacing w:before="0" w:beforeAutospacing="0" w:after="0" w:afterAutospacing="0" w:line="240" w:lineRule="auto"/>
+              <w:ind w:left="0" w:right="0"/>
+              <w:rPr>
+                <w:rFonts w:hint="default" w:ascii="Times New Roman" w:hAnsi="Times New Roman" w:eastAsia="SimSun" w:cs="Times New Roman"/>
+                <w:sz w:val="24"/>
+                <w:szCs w:val="24"/>
+              </w:rPr>
+            </w:pPr>
+            <w:r>
+              <w:rPr>
+                <w:rFonts w:hint="default" w:ascii="Times New Roman" w:hAnsi="Times New Roman" w:eastAsia="SimSun" w:cs="Times New Roman"/>
+                <w:sz w:val="24"/>
+                <w:szCs w:val="24"/>
+              </w:rPr>
+              <w:t>Displays all created groups. The user can select a group to view its expense</w:t>
             </w:r>
           </w:p>
         </w:tc>
@@ -29112,7 +29448,7 @@
             <w:tcBorders>
               <w:top w:val="nil"/>
               <w:left w:val="single" w:color="999999" w:sz="8" w:space="0"/>
-              <w:bottom w:val="single" w:color="999999" w:sz="8" w:space="0"/>
+              <w:bottom w:val="nil"/>
               <w:right w:val="single" w:color="999999" w:sz="8" w:space="0"/>
             </w:tcBorders>
             <w:shd w:val="clear" w:color="auto" w:fill="auto"/>
@@ -29130,6 +29466,7 @@
               <w:jc w:val="left"/>
               <w:rPr>
                 <w:rFonts w:hint="default"/>
+                <w:lang w:val="en-US"/>
               </w:rPr>
             </w:pPr>
             <w:r>
@@ -29142,7 +29479,7 @@
                 <w:szCs w:val="24"/>
                 <w:lang w:val="en-US" w:eastAsia="en-US" w:bidi="ar"/>
               </w:rPr>
-              <w:t>2</w:t>
+              <w:t>3</w:t>
             </w:r>
           </w:p>
         </w:tc>
@@ -29152,7 +29489,7 @@
             <w:tcBorders>
               <w:top w:val="nil"/>
               <w:left w:val="single" w:color="999999" w:sz="8" w:space="0"/>
-              <w:bottom w:val="single" w:color="999999" w:sz="8" w:space="0"/>
+              <w:bottom w:val="nil"/>
               <w:right w:val="single" w:color="999999" w:sz="8" w:space="0"/>
             </w:tcBorders>
             <w:shd w:val="clear" w:color="auto" w:fill="auto"/>
@@ -29164,28 +29501,34 @@
               <w:keepLines w:val="0"/>
               <w:widowControl/>
               <w:suppressLineNumbers w:val="0"/>
-              <w:spacing w:before="0" w:beforeAutospacing="0" w:after="0" w:afterAutospacing="0" w:line="240" w:lineRule="auto"/>
-              <w:ind w:left="0" w:right="0"/>
+              <w:suppressAutoHyphens/>
+              <w:spacing w:before="0" w:beforeAutospacing="1" w:after="0" w:afterAutospacing="0" w:line="273" w:lineRule="auto"/>
+              <w:ind w:left="0" w:right="0"/>
+              <w:jc w:val="left"/>
               <w:rPr>
                 <w:rFonts w:hint="default"/>
-              </w:rPr>
-            </w:pPr>
-            <w:r>
-              <w:rPr>
-                <w:rFonts w:hint="default" w:ascii="Times New Roman" w:hAnsi="Times New Roman" w:eastAsia="SimSun" w:cs="Times New Roman"/>
-                <w:sz w:val="24"/>
-                <w:szCs w:val="24"/>
                 <w:lang w:val="en-US"/>
               </w:rPr>
-              <w:t xml:space="preserve">Group </w:t>
-            </w:r>
-            <w:r>
-              <w:rPr>
-                <w:rFonts w:hint="default" w:ascii="Times New Roman" w:hAnsi="Times New Roman" w:eastAsia="SimSun" w:cs="Times New Roman"/>
-                <w:sz w:val="24"/>
-                <w:szCs w:val="24"/>
-              </w:rPr>
-              <w:t>List</w:t>
+            </w:pPr>
+            <w:r>
+              <w:rPr>
+                <w:rFonts w:hint="default" w:ascii="Times New Roman" w:hAnsi="Times New Roman" w:eastAsia="DejaVu Sans" w:cs="Times New Roman"/>
+                <w:kern w:val="0"/>
+                <w:sz w:val="24"/>
+                <w:szCs w:val="24"/>
+                <w:lang w:val="en-US" w:eastAsia="en-US" w:bidi="ar"/>
+              </w:rPr>
+              <w:t xml:space="preserve">Add </w:t>
+            </w:r>
+            <w:r>
+              <w:rPr>
+                <w:rFonts w:hint="default" w:ascii="Times New Roman" w:hAnsi="Times New Roman" w:cs="Times New Roman"/>
+                <w:kern w:val="0"/>
+                <w:sz w:val="24"/>
+                <w:szCs w:val="24"/>
+                <w:lang w:val="en-US" w:eastAsia="en-US" w:bidi="ar"/>
+              </w:rPr>
+              <w:t>Group</w:t>
             </w:r>
           </w:p>
         </w:tc>
@@ -29195,7 +29538,7 @@
             <w:tcBorders>
               <w:top w:val="nil"/>
               <w:left w:val="single" w:color="999999" w:sz="8" w:space="0"/>
-              <w:bottom w:val="single" w:color="999999" w:sz="8" w:space="0"/>
+              <w:bottom w:val="nil"/>
               <w:right w:val="single" w:color="999999" w:sz="8" w:space="0"/>
             </w:tcBorders>
             <w:shd w:val="clear" w:color="auto" w:fill="auto"/>
@@ -29220,8 +29563,9 @@
                 <w:rFonts w:hint="default" w:ascii="Times New Roman" w:hAnsi="Times New Roman" w:eastAsia="SimSun" w:cs="Times New Roman"/>
                 <w:sz w:val="24"/>
                 <w:szCs w:val="24"/>
-              </w:rPr>
-              <w:t>List / Table</w:t>
+                <w:lang w:val="en-US" w:eastAsia="en-US"/>
+              </w:rPr>
+              <w:t>Button</w:t>
             </w:r>
           </w:p>
         </w:tc>
@@ -29231,7 +29575,7 @@
             <w:tcBorders>
               <w:top w:val="nil"/>
               <w:left w:val="single" w:color="999999" w:sz="8" w:space="0"/>
-              <w:bottom w:val="single" w:color="999999" w:sz="8" w:space="0"/>
+              <w:bottom w:val="nil"/>
               <w:right w:val="single" w:color="999999" w:sz="8" w:space="0"/>
             </w:tcBorders>
             <w:shd w:val="clear" w:color="auto" w:fill="auto"/>
@@ -29249,6 +29593,7 @@
                 <w:rFonts w:hint="default" w:ascii="Times New Roman" w:hAnsi="Times New Roman" w:eastAsia="SimSun" w:cs="Times New Roman"/>
                 <w:sz w:val="24"/>
                 <w:szCs w:val="24"/>
+                <w:lang w:val="en-US"/>
               </w:rPr>
             </w:pPr>
             <w:r>
@@ -29268,7 +29613,7 @@
             <w:tcBorders>
               <w:top w:val="nil"/>
               <w:left w:val="single" w:color="999999" w:sz="8" w:space="0"/>
-              <w:bottom w:val="single" w:color="999999" w:sz="8" w:space="0"/>
+              <w:bottom w:val="nil"/>
               <w:right w:val="single" w:color="999999" w:sz="8" w:space="0"/>
             </w:tcBorders>
             <w:shd w:val="clear" w:color="auto" w:fill="auto"/>
@@ -29294,7 +29639,7 @@
                 <w:sz w:val="24"/>
                 <w:szCs w:val="24"/>
               </w:rPr>
-              <w:t>Displays all created groups. The user can select a group to view its expense</w:t>
+              <w:t>Opens the Create Group Form to add a new group for expense tracking.</w:t>
             </w:r>
           </w:p>
         </w:tc>
@@ -29309,227 +29654,6 @@
             <w:insideH w:val="single" w:color="999999" w:sz="4" w:space="0"/>
             <w:insideV w:val="single" w:color="999999" w:sz="4" w:space="0"/>
           </w:tblBorders>
-          <w:shd w:val="clear" w:color="auto" w:fill="auto"/>
-          <w:tblCellMar>
-            <w:top w:w="0" w:type="dxa"/>
-            <w:left w:w="108" w:type="dxa"/>
-            <w:bottom w:w="0" w:type="dxa"/>
-            <w:right w:w="108" w:type="dxa"/>
-          </w:tblCellMar>
-        </w:tblPrEx>
-        <w:tc>
-          <w:tcPr>
-            <w:tcW w:w="564" w:type="dxa"/>
-            <w:tcBorders>
-              <w:top w:val="nil"/>
-              <w:left w:val="single" w:color="999999" w:sz="8" w:space="0"/>
-              <w:bottom w:val="nil"/>
-              <w:right w:val="single" w:color="999999" w:sz="8" w:space="0"/>
-            </w:tcBorders>
-            <w:shd w:val="clear" w:color="auto" w:fill="auto"/>
-            <w:vAlign w:val="top"/>
-          </w:tcPr>
-          <w:p>
-            <w:pPr>
-              <w:keepNext w:val="0"/>
-              <w:keepLines w:val="0"/>
-              <w:widowControl/>
-              <w:suppressLineNumbers w:val="0"/>
-              <w:suppressAutoHyphens/>
-              <w:spacing w:before="0" w:beforeAutospacing="1" w:after="0" w:afterAutospacing="0" w:line="273" w:lineRule="auto"/>
-              <w:ind w:left="0" w:right="0"/>
-              <w:jc w:val="left"/>
-              <w:rPr>
-                <w:rFonts w:hint="default"/>
-                <w:lang w:val="en-US"/>
-              </w:rPr>
-            </w:pPr>
-            <w:r>
-              <w:rPr>
-                <w:rFonts w:hint="default" w:ascii="Times New Roman" w:hAnsi="Times New Roman" w:eastAsia="DejaVu Sans" w:cs="Times New Roman"/>
-                <w:b/>
-                <w:bCs/>
-                <w:kern w:val="0"/>
-                <w:sz w:val="24"/>
-                <w:szCs w:val="24"/>
-                <w:lang w:val="en-US" w:eastAsia="en-US" w:bidi="ar"/>
-              </w:rPr>
-              <w:t>3</w:t>
-            </w:r>
-          </w:p>
-        </w:tc>
-        <w:tc>
-          <w:tcPr>
-            <w:tcW w:w="1908" w:type="dxa"/>
-            <w:tcBorders>
-              <w:top w:val="nil"/>
-              <w:left w:val="single" w:color="999999" w:sz="8" w:space="0"/>
-              <w:bottom w:val="nil"/>
-              <w:right w:val="single" w:color="999999" w:sz="8" w:space="0"/>
-            </w:tcBorders>
-            <w:shd w:val="clear" w:color="auto" w:fill="auto"/>
-            <w:vAlign w:val="top"/>
-          </w:tcPr>
-          <w:p>
-            <w:pPr>
-              <w:keepNext w:val="0"/>
-              <w:keepLines w:val="0"/>
-              <w:widowControl/>
-              <w:suppressLineNumbers w:val="0"/>
-              <w:suppressAutoHyphens/>
-              <w:spacing w:before="0" w:beforeAutospacing="1" w:after="0" w:afterAutospacing="0" w:line="273" w:lineRule="auto"/>
-              <w:ind w:left="0" w:right="0"/>
-              <w:jc w:val="left"/>
-              <w:rPr>
-                <w:rFonts w:hint="default"/>
-                <w:lang w:val="en-US"/>
-              </w:rPr>
-            </w:pPr>
-            <w:r>
-              <w:rPr>
-                <w:rFonts w:hint="default" w:ascii="Times New Roman" w:hAnsi="Times New Roman" w:eastAsia="DejaVu Sans" w:cs="Times New Roman"/>
-                <w:kern w:val="0"/>
-                <w:sz w:val="24"/>
-                <w:szCs w:val="24"/>
-                <w:lang w:val="en-US" w:eastAsia="en-US" w:bidi="ar"/>
-              </w:rPr>
-              <w:t xml:space="preserve">Add </w:t>
-            </w:r>
-            <w:r>
-              <w:rPr>
-                <w:rFonts w:hint="default" w:ascii="Times New Roman" w:hAnsi="Times New Roman" w:cs="Times New Roman"/>
-                <w:kern w:val="0"/>
-                <w:sz w:val="24"/>
-                <w:szCs w:val="24"/>
-                <w:lang w:val="en-US" w:eastAsia="en-US" w:bidi="ar"/>
-              </w:rPr>
-              <w:t>Group</w:t>
-            </w:r>
-          </w:p>
-        </w:tc>
-        <w:tc>
-          <w:tcPr>
-            <w:tcW w:w="1243" w:type="dxa"/>
-            <w:tcBorders>
-              <w:top w:val="nil"/>
-              <w:left w:val="single" w:color="999999" w:sz="8" w:space="0"/>
-              <w:bottom w:val="nil"/>
-              <w:right w:val="single" w:color="999999" w:sz="8" w:space="0"/>
-            </w:tcBorders>
-            <w:shd w:val="clear" w:color="auto" w:fill="auto"/>
-            <w:vAlign w:val="top"/>
-          </w:tcPr>
-          <w:p>
-            <w:pPr>
-              <w:keepNext w:val="0"/>
-              <w:keepLines w:val="0"/>
-              <w:widowControl/>
-              <w:suppressLineNumbers w:val="0"/>
-              <w:spacing w:before="0" w:beforeAutospacing="0" w:after="0" w:afterAutospacing="0" w:line="240" w:lineRule="auto"/>
-              <w:ind w:left="0" w:right="0"/>
-              <w:rPr>
-                <w:rFonts w:hint="default" w:ascii="Times New Roman" w:hAnsi="Times New Roman" w:eastAsia="SimSun" w:cs="Times New Roman"/>
-                <w:sz w:val="24"/>
-                <w:szCs w:val="24"/>
-              </w:rPr>
-            </w:pPr>
-            <w:r>
-              <w:rPr>
-                <w:rFonts w:hint="default" w:ascii="Times New Roman" w:hAnsi="Times New Roman" w:eastAsia="SimSun" w:cs="Times New Roman"/>
-                <w:sz w:val="24"/>
-                <w:szCs w:val="24"/>
-                <w:lang w:val="en-US" w:eastAsia="en-US"/>
-              </w:rPr>
-              <w:t>Button</w:t>
-            </w:r>
-          </w:p>
-        </w:tc>
-        <w:tc>
-          <w:tcPr>
-            <w:tcW w:w="708" w:type="dxa"/>
-            <w:tcBorders>
-              <w:top w:val="nil"/>
-              <w:left w:val="single" w:color="999999" w:sz="8" w:space="0"/>
-              <w:bottom w:val="nil"/>
-              <w:right w:val="single" w:color="999999" w:sz="8" w:space="0"/>
-            </w:tcBorders>
-            <w:shd w:val="clear" w:color="auto" w:fill="auto"/>
-            <w:vAlign w:val="top"/>
-          </w:tcPr>
-          <w:p>
-            <w:pPr>
-              <w:keepNext w:val="0"/>
-              <w:keepLines w:val="0"/>
-              <w:widowControl/>
-              <w:suppressLineNumbers w:val="0"/>
-              <w:spacing w:before="0" w:beforeAutospacing="0" w:after="0" w:afterAutospacing="0" w:line="240" w:lineRule="auto"/>
-              <w:ind w:left="0" w:right="0"/>
-              <w:rPr>
-                <w:rFonts w:hint="default" w:ascii="Times New Roman" w:hAnsi="Times New Roman" w:eastAsia="SimSun" w:cs="Times New Roman"/>
-                <w:sz w:val="24"/>
-                <w:szCs w:val="24"/>
-                <w:lang w:val="en-US"/>
-              </w:rPr>
-            </w:pPr>
-            <w:r>
-              <w:rPr>
-                <w:rFonts w:hint="default" w:ascii="Times New Roman" w:hAnsi="Times New Roman" w:eastAsia="SimSun" w:cs="Times New Roman"/>
-                <w:sz w:val="24"/>
-                <w:szCs w:val="24"/>
-                <w:lang w:val="en-US"/>
-              </w:rPr>
-              <w:t>M</w:t>
-            </w:r>
-          </w:p>
-        </w:tc>
-        <w:tc>
-          <w:tcPr>
-            <w:tcW w:w="4366" w:type="dxa"/>
-            <w:tcBorders>
-              <w:top w:val="nil"/>
-              <w:left w:val="single" w:color="999999" w:sz="8" w:space="0"/>
-              <w:bottom w:val="nil"/>
-              <w:right w:val="single" w:color="999999" w:sz="8" w:space="0"/>
-            </w:tcBorders>
-            <w:shd w:val="clear" w:color="auto" w:fill="auto"/>
-            <w:vAlign w:val="top"/>
-          </w:tcPr>
-          <w:p>
-            <w:pPr>
-              <w:keepNext w:val="0"/>
-              <w:keepLines w:val="0"/>
-              <w:widowControl/>
-              <w:suppressLineNumbers w:val="0"/>
-              <w:spacing w:before="0" w:beforeAutospacing="0" w:after="0" w:afterAutospacing="0" w:line="240" w:lineRule="auto"/>
-              <w:ind w:left="0" w:right="0"/>
-              <w:rPr>
-                <w:rFonts w:hint="default" w:ascii="Times New Roman" w:hAnsi="Times New Roman" w:eastAsia="SimSun" w:cs="Times New Roman"/>
-                <w:sz w:val="24"/>
-                <w:szCs w:val="24"/>
-              </w:rPr>
-            </w:pPr>
-            <w:r>
-              <w:rPr>
-                <w:rFonts w:hint="default" w:ascii="Times New Roman" w:hAnsi="Times New Roman" w:eastAsia="SimSun" w:cs="Times New Roman"/>
-                <w:sz w:val="24"/>
-                <w:szCs w:val="24"/>
-              </w:rPr>
-              <w:t>Opens the Create Group Form to add a new group for expense tracking.</w:t>
-            </w:r>
-          </w:p>
-        </w:tc>
-      </w:tr>
-      <w:tr>
-        <w:tblPrEx>
-          <w:tblBorders>
-            <w:top w:val="none" w:color="999999" w:sz="4" w:space="0"/>
-            <w:left w:val="none" w:color="999999" w:sz="4" w:space="0"/>
-            <w:bottom w:val="none" w:color="999999" w:sz="4" w:space="0"/>
-            <w:right w:val="none" w:color="999999" w:sz="4" w:space="0"/>
-            <w:insideH w:val="single" w:color="999999" w:sz="4" w:space="0"/>
-            <w:insideV w:val="single" w:color="999999" w:sz="4" w:space="0"/>
-          </w:tblBorders>
-          <w:shd w:val="clear" w:color="auto" w:fill="auto"/>
           <w:tblCellMar>
             <w:top w:w="0" w:type="dxa"/>
             <w:left w:w="108" w:type="dxa"/>
@@ -31284,6 +31408,7 @@
             <w:insideH w:val="single" w:color="999999" w:sz="4" w:space="0"/>
             <w:insideV w:val="single" w:color="999999" w:sz="4" w:space="0"/>
           </w:tblBorders>
+          <w:shd w:val="clear" w:color="auto" w:fill="auto"/>
           <w:tblCellMar>
             <w:top w:w="0" w:type="dxa"/>
             <w:left w:w="108" w:type="dxa"/>
@@ -31479,6 +31604,7 @@
             <w:insideH w:val="single" w:color="999999" w:sz="4" w:space="0"/>
             <w:insideV w:val="single" w:color="999999" w:sz="4" w:space="0"/>
           </w:tblBorders>
+          <w:shd w:val="clear" w:color="auto" w:fill="auto"/>
           <w:tblCellMar>
             <w:top w:w="0" w:type="dxa"/>
             <w:left w:w="108" w:type="dxa"/>
@@ -32150,6 +32276,7 @@
             <w:insideH w:val="single" w:color="999999" w:sz="4" w:space="0"/>
             <w:insideV w:val="single" w:color="999999" w:sz="4" w:space="0"/>
           </w:tblBorders>
+          <w:shd w:val="clear" w:color="auto" w:fill="auto"/>
           <w:tblCellMar>
             <w:top w:w="0" w:type="dxa"/>
             <w:left w:w="108" w:type="dxa"/>
@@ -32567,6 +32694,209 @@
                 <w:szCs w:val="24"/>
               </w:rPr>
               <w:t>Displays the name of the selected group at the top of the screen.</w:t>
+            </w:r>
+          </w:p>
+        </w:tc>
+      </w:tr>
+      <w:tr>
+        <w:tblPrEx>
+          <w:tblBorders>
+            <w:top w:val="none" w:color="999999" w:sz="4" w:space="0"/>
+            <w:left w:val="none" w:color="999999" w:sz="4" w:space="0"/>
+            <w:bottom w:val="none" w:color="999999" w:sz="4" w:space="0"/>
+            <w:right w:val="none" w:color="999999" w:sz="4" w:space="0"/>
+            <w:insideH w:val="single" w:color="999999" w:sz="4" w:space="0"/>
+            <w:insideV w:val="single" w:color="999999" w:sz="4" w:space="0"/>
+          </w:tblBorders>
+          <w:tblCellMar>
+            <w:top w:w="0" w:type="dxa"/>
+            <w:left w:w="108" w:type="dxa"/>
+            <w:bottom w:w="0" w:type="dxa"/>
+            <w:right w:w="108" w:type="dxa"/>
+          </w:tblCellMar>
+        </w:tblPrEx>
+        <w:tc>
+          <w:tcPr>
+            <w:tcW w:w="567" w:type="dxa"/>
+            <w:tcBorders>
+              <w:top w:val="nil"/>
+              <w:left w:val="single" w:color="999999" w:sz="8" w:space="0"/>
+              <w:bottom w:val="single" w:color="999999" w:sz="8" w:space="0"/>
+              <w:right w:val="single" w:color="999999" w:sz="8" w:space="0"/>
+            </w:tcBorders>
+            <w:shd w:val="clear" w:color="auto" w:fill="auto"/>
+            <w:vAlign w:val="top"/>
+          </w:tcPr>
+          <w:p>
+            <w:pPr>
+              <w:keepNext w:val="0"/>
+              <w:keepLines w:val="0"/>
+              <w:widowControl/>
+              <w:suppressLineNumbers w:val="0"/>
+              <w:suppressAutoHyphens/>
+              <w:spacing w:before="0" w:beforeAutospacing="1" w:after="0" w:afterAutospacing="0" w:line="273" w:lineRule="auto"/>
+              <w:ind w:left="0" w:right="0"/>
+              <w:jc w:val="left"/>
+              <w:rPr>
+                <w:rFonts w:hint="default"/>
+              </w:rPr>
+            </w:pPr>
+            <w:r>
+              <w:rPr>
+                <w:rFonts w:hint="default" w:ascii="Times New Roman" w:hAnsi="Times New Roman" w:eastAsia="DejaVu Sans" w:cs="Times New Roman"/>
+                <w:b/>
+                <w:bCs/>
+                <w:kern w:val="0"/>
+                <w:sz w:val="24"/>
+                <w:szCs w:val="24"/>
+                <w:lang w:val="en-US" w:eastAsia="en-US" w:bidi="ar"/>
+              </w:rPr>
+              <w:t>2</w:t>
+            </w:r>
+          </w:p>
+        </w:tc>
+        <w:tc>
+          <w:tcPr>
+            <w:tcW w:w="1940" w:type="dxa"/>
+            <w:tcBorders>
+              <w:top w:val="nil"/>
+              <w:left w:val="single" w:color="999999" w:sz="8" w:space="0"/>
+              <w:bottom w:val="single" w:color="999999" w:sz="8" w:space="0"/>
+              <w:right w:val="single" w:color="999999" w:sz="8" w:space="0"/>
+            </w:tcBorders>
+            <w:shd w:val="clear" w:color="auto" w:fill="auto"/>
+            <w:vAlign w:val="top"/>
+          </w:tcPr>
+          <w:p>
+            <w:pPr>
+              <w:keepNext w:val="0"/>
+              <w:keepLines w:val="0"/>
+              <w:widowControl/>
+              <w:suppressLineNumbers w:val="0"/>
+              <w:spacing w:before="0" w:beforeAutospacing="0" w:after="0" w:afterAutospacing="0" w:line="240" w:lineRule="auto"/>
+              <w:ind w:left="0" w:right="0"/>
+              <w:rPr>
+                <w:rFonts w:hint="default" w:ascii="Times New Roman" w:hAnsi="Times New Roman" w:eastAsia="SimSun" w:cs="Times New Roman"/>
+                <w:sz w:val="24"/>
+                <w:szCs w:val="24"/>
+              </w:rPr>
+            </w:pPr>
+            <w:r>
+              <w:rPr>
+                <w:rFonts w:hint="default" w:ascii="Times New Roman" w:hAnsi="Times New Roman" w:eastAsia="SimSun" w:cs="Times New Roman"/>
+                <w:sz w:val="24"/>
+                <w:szCs w:val="24"/>
+              </w:rPr>
+              <w:t>Dashboard Tile – Total Expense</w:t>
+            </w:r>
+          </w:p>
+        </w:tc>
+        <w:tc>
+          <w:tcPr>
+            <w:tcW w:w="1037" w:type="dxa"/>
+            <w:tcBorders>
+              <w:top w:val="nil"/>
+              <w:left w:val="single" w:color="999999" w:sz="8" w:space="0"/>
+              <w:bottom w:val="single" w:color="999999" w:sz="8" w:space="0"/>
+              <w:right w:val="single" w:color="999999" w:sz="8" w:space="0"/>
+            </w:tcBorders>
+            <w:shd w:val="clear" w:color="auto" w:fill="auto"/>
+            <w:vAlign w:val="top"/>
+          </w:tcPr>
+          <w:p>
+            <w:pPr>
+              <w:keepNext w:val="0"/>
+              <w:keepLines w:val="0"/>
+              <w:widowControl/>
+              <w:suppressLineNumbers w:val="0"/>
+              <w:spacing w:before="0" w:beforeAutospacing="0" w:after="0" w:afterAutospacing="0" w:line="240" w:lineRule="auto"/>
+              <w:ind w:left="0" w:right="0"/>
+              <w:rPr>
+                <w:rFonts w:hint="default" w:ascii="Times New Roman" w:hAnsi="Times New Roman" w:eastAsia="SimSun" w:cs="Times New Roman"/>
+                <w:sz w:val="24"/>
+                <w:szCs w:val="24"/>
+              </w:rPr>
+            </w:pPr>
+            <w:r>
+              <w:rPr>
+                <w:rFonts w:hint="default" w:ascii="Times New Roman" w:hAnsi="Times New Roman" w:eastAsia="SimSun" w:cs="Times New Roman"/>
+                <w:sz w:val="24"/>
+                <w:szCs w:val="24"/>
+              </w:rPr>
+              <w:t>Card / Tile</w:t>
+            </w:r>
+          </w:p>
+        </w:tc>
+        <w:tc>
+          <w:tcPr>
+            <w:tcW w:w="709" w:type="dxa"/>
+            <w:tcBorders>
+              <w:top w:val="nil"/>
+              <w:left w:val="single" w:color="999999" w:sz="8" w:space="0"/>
+              <w:bottom w:val="single" w:color="999999" w:sz="8" w:space="0"/>
+              <w:right w:val="single" w:color="999999" w:sz="8" w:space="0"/>
+            </w:tcBorders>
+            <w:shd w:val="clear" w:color="auto" w:fill="auto"/>
+            <w:vAlign w:val="top"/>
+          </w:tcPr>
+          <w:p>
+            <w:pPr>
+              <w:keepNext w:val="0"/>
+              <w:keepLines w:val="0"/>
+              <w:widowControl/>
+              <w:suppressLineNumbers w:val="0"/>
+              <w:spacing w:before="0" w:beforeAutospacing="0" w:after="0" w:afterAutospacing="0" w:line="240" w:lineRule="auto"/>
+              <w:ind w:left="0" w:right="0"/>
+              <w:rPr>
+                <w:rFonts w:hint="default" w:ascii="Times New Roman" w:hAnsi="Times New Roman" w:eastAsia="SimSun" w:cs="Times New Roman"/>
+                <w:sz w:val="24"/>
+                <w:szCs w:val="24"/>
+              </w:rPr>
+            </w:pPr>
+            <w:r>
+              <w:rPr>
+                <w:rFonts w:hint="default" w:ascii="Times New Roman" w:hAnsi="Times New Roman" w:eastAsia="SimSun" w:cs="Times New Roman"/>
+                <w:sz w:val="24"/>
+                <w:szCs w:val="24"/>
+                <w:lang w:val="en-US" w:eastAsia="en-US"/>
+              </w:rPr>
+              <w:t>M</w:t>
+            </w:r>
+          </w:p>
+        </w:tc>
+        <w:tc>
+          <w:tcPr>
+            <w:tcW w:w="4536" w:type="dxa"/>
+            <w:tcBorders>
+              <w:top w:val="nil"/>
+              <w:left w:val="single" w:color="999999" w:sz="8" w:space="0"/>
+              <w:bottom w:val="single" w:color="999999" w:sz="8" w:space="0"/>
+              <w:right w:val="single" w:color="999999" w:sz="8" w:space="0"/>
+            </w:tcBorders>
+            <w:shd w:val="clear" w:color="auto" w:fill="auto"/>
+            <w:vAlign w:val="top"/>
+          </w:tcPr>
+          <w:p>
+            <w:pPr>
+              <w:keepNext w:val="0"/>
+              <w:keepLines w:val="0"/>
+              <w:widowControl/>
+              <w:suppressLineNumbers w:val="0"/>
+              <w:spacing w:before="0" w:beforeAutospacing="0" w:after="0" w:afterAutospacing="0" w:line="240" w:lineRule="auto"/>
+              <w:ind w:left="0" w:right="0"/>
+              <w:rPr>
+                <w:rFonts w:hint="default" w:ascii="Times New Roman" w:hAnsi="Times New Roman" w:eastAsia="SimSun" w:cs="Times New Roman"/>
+                <w:sz w:val="24"/>
+                <w:szCs w:val="24"/>
+              </w:rPr>
+            </w:pPr>
+            <w:r>
+              <w:rPr>
+                <w:rFonts w:hint="default" w:ascii="Times New Roman" w:hAnsi="Times New Roman" w:eastAsia="SimSun" w:cs="Times New Roman"/>
+                <w:sz w:val="24"/>
+                <w:szCs w:val="24"/>
+              </w:rPr>
+              <w:t>Displays the total expense amount of the group.</w:t>
             </w:r>
           </w:p>
         </w:tc>
@@ -32625,7 +32955,7 @@
                 <w:szCs w:val="24"/>
                 <w:lang w:val="en-US" w:eastAsia="en-US" w:bidi="ar"/>
               </w:rPr>
-              <w:t>2</w:t>
+              <w:t>3</w:t>
             </w:r>
           </w:p>
         </w:tc>
@@ -32661,7 +32991,7 @@
                 <w:sz w:val="24"/>
                 <w:szCs w:val="24"/>
               </w:rPr>
-              <w:t>Dashboard Tile – Total Expense</w:t>
+              <w:t>Tab Bar (Expense / Balance)</w:t>
             </w:r>
           </w:p>
         </w:tc>
@@ -32697,7 +33027,7 @@
                 <w:sz w:val="24"/>
                 <w:szCs w:val="24"/>
               </w:rPr>
-              <w:t>Card / Tile</w:t>
+              <w:t>Tab Navigation</w:t>
             </w:r>
           </w:p>
         </w:tc>
@@ -32770,627 +33100,7 @@
                 <w:sz w:val="24"/>
                 <w:szCs w:val="24"/>
               </w:rPr>
-              <w:t>Displays the total expense amount of the group.</w:t>
-            </w:r>
-          </w:p>
-        </w:tc>
-      </w:tr>
-      <w:tr>
-        <w:tblPrEx>
-          <w:tblBorders>
-            <w:top w:val="none" w:color="999999" w:sz="4" w:space="0"/>
-            <w:left w:val="none" w:color="999999" w:sz="4" w:space="0"/>
-            <w:bottom w:val="none" w:color="999999" w:sz="4" w:space="0"/>
-            <w:right w:val="none" w:color="999999" w:sz="4" w:space="0"/>
-            <w:insideH w:val="single" w:color="999999" w:sz="4" w:space="0"/>
-            <w:insideV w:val="single" w:color="999999" w:sz="4" w:space="0"/>
-          </w:tblBorders>
-          <w:shd w:val="clear" w:color="auto" w:fill="auto"/>
-          <w:tblCellMar>
-            <w:top w:w="0" w:type="dxa"/>
-            <w:left w:w="108" w:type="dxa"/>
-            <w:bottom w:w="0" w:type="dxa"/>
-            <w:right w:w="108" w:type="dxa"/>
-          </w:tblCellMar>
-        </w:tblPrEx>
-        <w:tc>
-          <w:tcPr>
-            <w:tcW w:w="567" w:type="dxa"/>
-            <w:tcBorders>
-              <w:top w:val="nil"/>
-              <w:left w:val="single" w:color="999999" w:sz="8" w:space="0"/>
-              <w:bottom w:val="single" w:color="999999" w:sz="8" w:space="0"/>
-              <w:right w:val="single" w:color="999999" w:sz="8" w:space="0"/>
-            </w:tcBorders>
-            <w:shd w:val="clear" w:color="auto" w:fill="auto"/>
-            <w:vAlign w:val="top"/>
-          </w:tcPr>
-          <w:p>
-            <w:pPr>
-              <w:keepNext w:val="0"/>
-              <w:keepLines w:val="0"/>
-              <w:widowControl/>
-              <w:suppressLineNumbers w:val="0"/>
-              <w:suppressAutoHyphens/>
-              <w:spacing w:before="0" w:beforeAutospacing="1" w:after="0" w:afterAutospacing="0" w:line="273" w:lineRule="auto"/>
-              <w:ind w:left="0" w:right="0"/>
-              <w:jc w:val="left"/>
-              <w:rPr>
-                <w:rFonts w:hint="default"/>
-              </w:rPr>
-            </w:pPr>
-            <w:r>
-              <w:rPr>
-                <w:rFonts w:hint="default" w:ascii="Times New Roman" w:hAnsi="Times New Roman" w:eastAsia="DejaVu Sans" w:cs="Times New Roman"/>
-                <w:b/>
-                <w:bCs/>
-                <w:kern w:val="0"/>
-                <w:sz w:val="24"/>
-                <w:szCs w:val="24"/>
-                <w:lang w:val="en-US" w:eastAsia="en-US" w:bidi="ar"/>
-              </w:rPr>
-              <w:t>3</w:t>
-            </w:r>
-          </w:p>
-        </w:tc>
-        <w:tc>
-          <w:tcPr>
-            <w:tcW w:w="1940" w:type="dxa"/>
-            <w:tcBorders>
-              <w:top w:val="nil"/>
-              <w:left w:val="single" w:color="999999" w:sz="8" w:space="0"/>
-              <w:bottom w:val="single" w:color="999999" w:sz="8" w:space="0"/>
-              <w:right w:val="single" w:color="999999" w:sz="8" w:space="0"/>
-            </w:tcBorders>
-            <w:shd w:val="clear" w:color="auto" w:fill="auto"/>
-            <w:vAlign w:val="top"/>
-          </w:tcPr>
-          <w:p>
-            <w:pPr>
-              <w:keepNext w:val="0"/>
-              <w:keepLines w:val="0"/>
-              <w:widowControl/>
-              <w:suppressLineNumbers w:val="0"/>
-              <w:spacing w:before="0" w:beforeAutospacing="0" w:after="0" w:afterAutospacing="0" w:line="240" w:lineRule="auto"/>
-              <w:ind w:left="0" w:right="0"/>
-              <w:rPr>
-                <w:rFonts w:hint="default" w:ascii="Times New Roman" w:hAnsi="Times New Roman" w:eastAsia="SimSun" w:cs="Times New Roman"/>
-                <w:sz w:val="24"/>
-                <w:szCs w:val="24"/>
-              </w:rPr>
-            </w:pPr>
-            <w:r>
-              <w:rPr>
-                <w:rFonts w:hint="default" w:ascii="Times New Roman" w:hAnsi="Times New Roman" w:eastAsia="SimSun" w:cs="Times New Roman"/>
-                <w:sz w:val="24"/>
-                <w:szCs w:val="24"/>
-              </w:rPr>
-              <w:t>Tab Bar (Expense / Balance)</w:t>
-            </w:r>
-          </w:p>
-        </w:tc>
-        <w:tc>
-          <w:tcPr>
-            <w:tcW w:w="1037" w:type="dxa"/>
-            <w:tcBorders>
-              <w:top w:val="nil"/>
-              <w:left w:val="single" w:color="999999" w:sz="8" w:space="0"/>
-              <w:bottom w:val="single" w:color="999999" w:sz="8" w:space="0"/>
-              <w:right w:val="single" w:color="999999" w:sz="8" w:space="0"/>
-            </w:tcBorders>
-            <w:shd w:val="clear" w:color="auto" w:fill="auto"/>
-            <w:vAlign w:val="top"/>
-          </w:tcPr>
-          <w:p>
-            <w:pPr>
-              <w:keepNext w:val="0"/>
-              <w:keepLines w:val="0"/>
-              <w:widowControl/>
-              <w:suppressLineNumbers w:val="0"/>
-              <w:spacing w:before="0" w:beforeAutospacing="0" w:after="0" w:afterAutospacing="0" w:line="240" w:lineRule="auto"/>
-              <w:ind w:left="0" w:right="0"/>
-              <w:rPr>
-                <w:rFonts w:hint="default" w:ascii="Times New Roman" w:hAnsi="Times New Roman" w:eastAsia="SimSun" w:cs="Times New Roman"/>
-                <w:sz w:val="24"/>
-                <w:szCs w:val="24"/>
-              </w:rPr>
-            </w:pPr>
-            <w:r>
-              <w:rPr>
-                <w:rFonts w:hint="default" w:ascii="Times New Roman" w:hAnsi="Times New Roman" w:eastAsia="SimSun" w:cs="Times New Roman"/>
-                <w:sz w:val="24"/>
-                <w:szCs w:val="24"/>
-              </w:rPr>
-              <w:t>Tab Navigation</w:t>
-            </w:r>
-          </w:p>
-        </w:tc>
-        <w:tc>
-          <w:tcPr>
-            <w:tcW w:w="709" w:type="dxa"/>
-            <w:tcBorders>
-              <w:top w:val="nil"/>
-              <w:left w:val="single" w:color="999999" w:sz="8" w:space="0"/>
-              <w:bottom w:val="single" w:color="999999" w:sz="8" w:space="0"/>
-              <w:right w:val="single" w:color="999999" w:sz="8" w:space="0"/>
-            </w:tcBorders>
-            <w:shd w:val="clear" w:color="auto" w:fill="auto"/>
-            <w:vAlign w:val="top"/>
-          </w:tcPr>
-          <w:p>
-            <w:pPr>
-              <w:keepNext w:val="0"/>
-              <w:keepLines w:val="0"/>
-              <w:widowControl/>
-              <w:suppressLineNumbers w:val="0"/>
-              <w:spacing w:before="0" w:beforeAutospacing="0" w:after="0" w:afterAutospacing="0" w:line="240" w:lineRule="auto"/>
-              <w:ind w:left="0" w:right="0"/>
-              <w:rPr>
-                <w:rFonts w:hint="default" w:ascii="Times New Roman" w:hAnsi="Times New Roman" w:eastAsia="SimSun" w:cs="Times New Roman"/>
-                <w:sz w:val="24"/>
-                <w:szCs w:val="24"/>
-              </w:rPr>
-            </w:pPr>
-            <w:r>
-              <w:rPr>
-                <w:rFonts w:hint="default" w:ascii="Times New Roman" w:hAnsi="Times New Roman" w:eastAsia="SimSun" w:cs="Times New Roman"/>
-                <w:sz w:val="24"/>
-                <w:szCs w:val="24"/>
-                <w:lang w:val="en-US" w:eastAsia="en-US"/>
-              </w:rPr>
-              <w:t>M</w:t>
-            </w:r>
-          </w:p>
-        </w:tc>
-        <w:tc>
-          <w:tcPr>
-            <w:tcW w:w="4536" w:type="dxa"/>
-            <w:tcBorders>
-              <w:top w:val="nil"/>
-              <w:left w:val="single" w:color="999999" w:sz="8" w:space="0"/>
-              <w:bottom w:val="single" w:color="999999" w:sz="8" w:space="0"/>
-              <w:right w:val="single" w:color="999999" w:sz="8" w:space="0"/>
-            </w:tcBorders>
-            <w:shd w:val="clear" w:color="auto" w:fill="auto"/>
-            <w:vAlign w:val="top"/>
-          </w:tcPr>
-          <w:p>
-            <w:pPr>
-              <w:keepNext w:val="0"/>
-              <w:keepLines w:val="0"/>
-              <w:widowControl/>
-              <w:suppressLineNumbers w:val="0"/>
-              <w:spacing w:before="0" w:beforeAutospacing="0" w:after="0" w:afterAutospacing="0" w:line="240" w:lineRule="auto"/>
-              <w:ind w:left="0" w:right="0"/>
-              <w:rPr>
-                <w:rFonts w:hint="default" w:ascii="Times New Roman" w:hAnsi="Times New Roman" w:eastAsia="SimSun" w:cs="Times New Roman"/>
-                <w:sz w:val="24"/>
-                <w:szCs w:val="24"/>
-              </w:rPr>
-            </w:pPr>
-            <w:r>
-              <w:rPr>
-                <w:rFonts w:hint="default" w:ascii="Times New Roman" w:hAnsi="Times New Roman" w:eastAsia="SimSun" w:cs="Times New Roman"/>
-                <w:sz w:val="24"/>
-                <w:szCs w:val="24"/>
-              </w:rPr>
               <w:t>Allows switching between Expense screen and Balance screen.</w:t>
-            </w:r>
-          </w:p>
-        </w:tc>
-      </w:tr>
-      <w:tr>
-        <w:tblPrEx>
-          <w:tblBorders>
-            <w:top w:val="none" w:color="999999" w:sz="4" w:space="0"/>
-            <w:left w:val="none" w:color="999999" w:sz="4" w:space="0"/>
-            <w:bottom w:val="none" w:color="999999" w:sz="4" w:space="0"/>
-            <w:right w:val="none" w:color="999999" w:sz="4" w:space="0"/>
-            <w:insideH w:val="single" w:color="999999" w:sz="4" w:space="0"/>
-            <w:insideV w:val="single" w:color="999999" w:sz="4" w:space="0"/>
-          </w:tblBorders>
-          <w:shd w:val="clear" w:color="auto" w:fill="auto"/>
-          <w:tblCellMar>
-            <w:top w:w="0" w:type="dxa"/>
-            <w:left w:w="108" w:type="dxa"/>
-            <w:bottom w:w="0" w:type="dxa"/>
-            <w:right w:w="108" w:type="dxa"/>
-          </w:tblCellMar>
-        </w:tblPrEx>
-        <w:tc>
-          <w:tcPr>
-            <w:tcW w:w="567" w:type="dxa"/>
-            <w:tcBorders>
-              <w:top w:val="nil"/>
-              <w:left w:val="single" w:color="999999" w:sz="8" w:space="0"/>
-              <w:bottom w:val="single" w:color="999999" w:sz="8" w:space="0"/>
-              <w:right w:val="single" w:color="999999" w:sz="8" w:space="0"/>
-            </w:tcBorders>
-            <w:shd w:val="clear" w:color="auto" w:fill="auto"/>
-            <w:vAlign w:val="top"/>
-          </w:tcPr>
-          <w:p>
-            <w:pPr>
-              <w:keepNext w:val="0"/>
-              <w:keepLines w:val="0"/>
-              <w:widowControl/>
-              <w:suppressLineNumbers w:val="0"/>
-              <w:spacing w:before="0" w:beforeAutospacing="0" w:after="0" w:afterAutospacing="0" w:line="240" w:lineRule="auto"/>
-              <w:ind w:left="0" w:right="0"/>
-              <w:rPr>
-                <w:rFonts w:hint="default" w:ascii="Times New Roman" w:hAnsi="Times New Roman" w:eastAsia="SimSun" w:cs="Times New Roman"/>
-                <w:sz w:val="24"/>
-                <w:szCs w:val="24"/>
-              </w:rPr>
-            </w:pPr>
-            <w:r>
-              <w:rPr>
-                <w:rFonts w:hint="default" w:ascii="Times New Roman" w:hAnsi="Times New Roman" w:eastAsia="SimSun" w:cs="Times New Roman"/>
-                <w:sz w:val="24"/>
-                <w:szCs w:val="24"/>
-                <w:lang w:val="en-US" w:eastAsia="en-US"/>
-              </w:rPr>
-              <w:t>4</w:t>
-            </w:r>
-          </w:p>
-        </w:tc>
-        <w:tc>
-          <w:tcPr>
-            <w:tcW w:w="1940" w:type="dxa"/>
-            <w:tcBorders>
-              <w:top w:val="nil"/>
-              <w:left w:val="single" w:color="999999" w:sz="8" w:space="0"/>
-              <w:bottom w:val="single" w:color="999999" w:sz="8" w:space="0"/>
-              <w:right w:val="single" w:color="999999" w:sz="8" w:space="0"/>
-            </w:tcBorders>
-            <w:shd w:val="clear" w:color="auto" w:fill="auto"/>
-            <w:vAlign w:val="top"/>
-          </w:tcPr>
-          <w:p>
-            <w:pPr>
-              <w:keepNext w:val="0"/>
-              <w:keepLines w:val="0"/>
-              <w:widowControl/>
-              <w:suppressLineNumbers w:val="0"/>
-              <w:spacing w:before="0" w:beforeAutospacing="0" w:after="0" w:afterAutospacing="0" w:line="240" w:lineRule="auto"/>
-              <w:ind w:left="0" w:right="0"/>
-              <w:rPr>
-                <w:rFonts w:hint="default" w:ascii="Times New Roman" w:hAnsi="Times New Roman" w:eastAsia="SimSun" w:cs="Times New Roman"/>
-                <w:sz w:val="24"/>
-                <w:szCs w:val="24"/>
-              </w:rPr>
-            </w:pPr>
-            <w:r>
-              <w:rPr>
-                <w:rFonts w:hint="default" w:ascii="Times New Roman" w:hAnsi="Times New Roman" w:eastAsia="SimSun" w:cs="Times New Roman"/>
-                <w:sz w:val="24"/>
-                <w:szCs w:val="24"/>
-              </w:rPr>
-              <w:t>Participants Balance List</w:t>
-            </w:r>
-          </w:p>
-        </w:tc>
-        <w:tc>
-          <w:tcPr>
-            <w:tcW w:w="1037" w:type="dxa"/>
-            <w:tcBorders>
-              <w:top w:val="nil"/>
-              <w:left w:val="single" w:color="999999" w:sz="8" w:space="0"/>
-              <w:bottom w:val="single" w:color="999999" w:sz="8" w:space="0"/>
-              <w:right w:val="single" w:color="999999" w:sz="8" w:space="0"/>
-            </w:tcBorders>
-            <w:shd w:val="clear" w:color="auto" w:fill="auto"/>
-            <w:vAlign w:val="top"/>
-          </w:tcPr>
-          <w:p>
-            <w:pPr>
-              <w:keepNext w:val="0"/>
-              <w:keepLines w:val="0"/>
-              <w:widowControl/>
-              <w:suppressLineNumbers w:val="0"/>
-              <w:spacing w:before="0" w:beforeAutospacing="0" w:after="0" w:afterAutospacing="0" w:line="240" w:lineRule="auto"/>
-              <w:ind w:left="0" w:right="0"/>
-              <w:rPr>
-                <w:rFonts w:hint="default" w:ascii="Times New Roman" w:hAnsi="Times New Roman" w:eastAsia="SimSun" w:cs="Times New Roman"/>
-                <w:sz w:val="24"/>
-                <w:szCs w:val="24"/>
-                <w:lang w:val="en-US"/>
-              </w:rPr>
-            </w:pPr>
-            <w:r>
-              <w:rPr>
-                <w:rFonts w:hint="default" w:ascii="Times New Roman" w:hAnsi="Times New Roman" w:eastAsia="SimSun" w:cs="Times New Roman"/>
-                <w:sz w:val="24"/>
-                <w:szCs w:val="24"/>
-                <w:lang w:val="en-US"/>
-              </w:rPr>
-              <w:t>List</w:t>
-            </w:r>
-          </w:p>
-        </w:tc>
-        <w:tc>
-          <w:tcPr>
-            <w:tcW w:w="709" w:type="dxa"/>
-            <w:tcBorders>
-              <w:top w:val="nil"/>
-              <w:left w:val="single" w:color="999999" w:sz="8" w:space="0"/>
-              <w:bottom w:val="single" w:color="999999" w:sz="8" w:space="0"/>
-              <w:right w:val="single" w:color="999999" w:sz="8" w:space="0"/>
-            </w:tcBorders>
-            <w:shd w:val="clear" w:color="auto" w:fill="auto"/>
-            <w:vAlign w:val="top"/>
-          </w:tcPr>
-          <w:p>
-            <w:pPr>
-              <w:keepNext w:val="0"/>
-              <w:keepLines w:val="0"/>
-              <w:widowControl/>
-              <w:suppressLineNumbers w:val="0"/>
-              <w:spacing w:before="0" w:beforeAutospacing="0" w:after="0" w:afterAutospacing="0" w:line="240" w:lineRule="auto"/>
-              <w:ind w:left="0" w:right="0"/>
-              <w:rPr>
-                <w:rFonts w:hint="default" w:ascii="Times New Roman" w:hAnsi="Times New Roman" w:eastAsia="SimSun" w:cs="Times New Roman"/>
-                <w:sz w:val="24"/>
-                <w:szCs w:val="24"/>
-              </w:rPr>
-            </w:pPr>
-            <w:r>
-              <w:rPr>
-                <w:rFonts w:hint="default" w:ascii="Times New Roman" w:hAnsi="Times New Roman" w:eastAsia="SimSun" w:cs="Times New Roman"/>
-                <w:sz w:val="24"/>
-                <w:szCs w:val="24"/>
-                <w:lang w:val="en-US" w:eastAsia="en-US"/>
-              </w:rPr>
-              <w:t>M</w:t>
-            </w:r>
-          </w:p>
-        </w:tc>
-        <w:tc>
-          <w:tcPr>
-            <w:tcW w:w="4536" w:type="dxa"/>
-            <w:tcBorders>
-              <w:top w:val="nil"/>
-              <w:left w:val="single" w:color="999999" w:sz="8" w:space="0"/>
-              <w:bottom w:val="single" w:color="999999" w:sz="8" w:space="0"/>
-              <w:right w:val="single" w:color="999999" w:sz="8" w:space="0"/>
-            </w:tcBorders>
-            <w:shd w:val="clear" w:color="auto" w:fill="auto"/>
-            <w:vAlign w:val="top"/>
-          </w:tcPr>
-          <w:p>
-            <w:pPr>
-              <w:keepNext w:val="0"/>
-              <w:keepLines w:val="0"/>
-              <w:widowControl/>
-              <w:suppressLineNumbers w:val="0"/>
-              <w:spacing w:before="0" w:beforeAutospacing="0" w:after="0" w:afterAutospacing="0" w:line="240" w:lineRule="auto"/>
-              <w:ind w:left="0" w:right="0"/>
-              <w:rPr>
-                <w:rFonts w:hint="default" w:ascii="Times New Roman" w:hAnsi="Times New Roman" w:eastAsia="SimSun" w:cs="Times New Roman"/>
-                <w:sz w:val="24"/>
-                <w:szCs w:val="24"/>
-                <w:lang w:val="en-US"/>
-              </w:rPr>
-            </w:pPr>
-            <w:r>
-              <w:rPr>
-                <w:rFonts w:hint="default" w:ascii="Times New Roman" w:hAnsi="Times New Roman" w:eastAsia="SimSun" w:cs="Times New Roman"/>
-                <w:sz w:val="24"/>
-                <w:szCs w:val="24"/>
-              </w:rPr>
-              <w:t>Displays all participants and their balance status (Paid, Owes, Owed). Clicking a participant expands to show detailed balances.</w:t>
-            </w:r>
-            <w:r>
-              <w:rPr>
-                <w:rFonts w:hint="default" w:ascii="Times New Roman" w:hAnsi="Times New Roman" w:eastAsia="SimSun" w:cs="Times New Roman"/>
-                <w:sz w:val="24"/>
-                <w:szCs w:val="24"/>
-                <w:lang w:val="en-US"/>
-              </w:rPr>
-              <w:t xml:space="preserve"> </w:t>
-            </w:r>
-          </w:p>
-        </w:tc>
-      </w:tr>
-      <w:tr>
-        <w:tblPrEx>
-          <w:tblBorders>
-            <w:top w:val="none" w:color="999999" w:sz="4" w:space="0"/>
-            <w:left w:val="none" w:color="999999" w:sz="4" w:space="0"/>
-            <w:bottom w:val="none" w:color="999999" w:sz="4" w:space="0"/>
-            <w:right w:val="none" w:color="999999" w:sz="4" w:space="0"/>
-            <w:insideH w:val="single" w:color="999999" w:sz="4" w:space="0"/>
-            <w:insideV w:val="single" w:color="999999" w:sz="4" w:space="0"/>
-          </w:tblBorders>
-          <w:shd w:val="clear" w:color="auto" w:fill="auto"/>
-          <w:tblCellMar>
-            <w:top w:w="0" w:type="dxa"/>
-            <w:left w:w="108" w:type="dxa"/>
-            <w:bottom w:w="0" w:type="dxa"/>
-            <w:right w:w="108" w:type="dxa"/>
-          </w:tblCellMar>
-        </w:tblPrEx>
-        <w:tc>
-          <w:tcPr>
-            <w:tcW w:w="567" w:type="dxa"/>
-            <w:tcBorders>
-              <w:top w:val="nil"/>
-              <w:left w:val="single" w:color="999999" w:sz="8" w:space="0"/>
-              <w:bottom w:val="single" w:color="999999" w:sz="8" w:space="0"/>
-              <w:right w:val="single" w:color="999999" w:sz="8" w:space="0"/>
-            </w:tcBorders>
-            <w:shd w:val="clear" w:color="auto" w:fill="auto"/>
-            <w:vAlign w:val="top"/>
-          </w:tcPr>
-          <w:p>
-            <w:pPr>
-              <w:keepNext w:val="0"/>
-              <w:keepLines w:val="0"/>
-              <w:widowControl/>
-              <w:suppressLineNumbers w:val="0"/>
-              <w:spacing w:before="0" w:beforeAutospacing="0" w:after="0" w:afterAutospacing="0" w:line="240" w:lineRule="auto"/>
-              <w:ind w:left="0" w:right="0"/>
-              <w:rPr>
-                <w:rFonts w:hint="default" w:ascii="Times New Roman" w:hAnsi="Times New Roman" w:eastAsia="SimSun" w:cs="Times New Roman"/>
-                <w:sz w:val="24"/>
-                <w:szCs w:val="24"/>
-              </w:rPr>
-            </w:pPr>
-            <w:r>
-              <w:rPr>
-                <w:rFonts w:hint="default" w:ascii="Times New Roman" w:hAnsi="Times New Roman" w:eastAsia="SimSun" w:cs="Times New Roman"/>
-                <w:sz w:val="24"/>
-                <w:szCs w:val="24"/>
-                <w:lang w:val="en-US" w:eastAsia="en-US"/>
-              </w:rPr>
-              <w:t>5</w:t>
-            </w:r>
-          </w:p>
-        </w:tc>
-        <w:tc>
-          <w:tcPr>
-            <w:tcW w:w="1940" w:type="dxa"/>
-            <w:tcBorders>
-              <w:top w:val="nil"/>
-              <w:left w:val="single" w:color="999999" w:sz="8" w:space="0"/>
-              <w:bottom w:val="single" w:color="999999" w:sz="8" w:space="0"/>
-              <w:right w:val="single" w:color="999999" w:sz="8" w:space="0"/>
-            </w:tcBorders>
-            <w:shd w:val="clear" w:color="auto" w:fill="auto"/>
-            <w:vAlign w:val="top"/>
-          </w:tcPr>
-          <w:p>
-            <w:pPr>
-              <w:keepNext w:val="0"/>
-              <w:keepLines w:val="0"/>
-              <w:widowControl/>
-              <w:suppressLineNumbers w:val="0"/>
-              <w:spacing w:before="0" w:beforeAutospacing="0" w:after="0" w:afterAutospacing="0" w:line="240" w:lineRule="auto"/>
-              <w:ind w:left="0" w:right="0"/>
-              <w:rPr>
-                <w:rFonts w:hint="default" w:ascii="Times New Roman" w:hAnsi="Times New Roman" w:eastAsia="SimSun" w:cs="Times New Roman"/>
-                <w:sz w:val="24"/>
-                <w:szCs w:val="24"/>
-              </w:rPr>
-            </w:pPr>
-            <w:r>
-              <w:rPr>
-                <w:rFonts w:hint="default" w:ascii="Times New Roman" w:hAnsi="Times New Roman" w:eastAsia="SimSun" w:cs="Times New Roman"/>
-                <w:sz w:val="24"/>
-                <w:szCs w:val="24"/>
-              </w:rPr>
-              <w:t>Settlement Transaction List</w:t>
-            </w:r>
-          </w:p>
-        </w:tc>
-        <w:tc>
-          <w:tcPr>
-            <w:tcW w:w="1037" w:type="dxa"/>
-            <w:tcBorders>
-              <w:top w:val="nil"/>
-              <w:left w:val="single" w:color="999999" w:sz="8" w:space="0"/>
-              <w:bottom w:val="single" w:color="999999" w:sz="8" w:space="0"/>
-              <w:right w:val="single" w:color="999999" w:sz="8" w:space="0"/>
-            </w:tcBorders>
-            <w:shd w:val="clear" w:color="auto" w:fill="auto"/>
-            <w:vAlign w:val="top"/>
-          </w:tcPr>
-          <w:p>
-            <w:pPr>
-              <w:keepNext w:val="0"/>
-              <w:keepLines w:val="0"/>
-              <w:widowControl/>
-              <w:suppressLineNumbers w:val="0"/>
-              <w:spacing w:before="0" w:beforeAutospacing="0" w:after="0" w:afterAutospacing="0" w:line="240" w:lineRule="auto"/>
-              <w:ind w:left="0" w:right="0"/>
-              <w:rPr>
-                <w:rFonts w:hint="default" w:ascii="Times New Roman" w:hAnsi="Times New Roman" w:eastAsia="SimSun" w:cs="Times New Roman"/>
-                <w:sz w:val="24"/>
-                <w:szCs w:val="24"/>
-                <w:lang w:val="en-US"/>
-              </w:rPr>
-            </w:pPr>
-            <w:r>
-              <w:rPr>
-                <w:rFonts w:hint="default" w:ascii="Times New Roman" w:hAnsi="Times New Roman" w:eastAsia="SimSun" w:cs="Times New Roman"/>
-                <w:sz w:val="24"/>
-                <w:szCs w:val="24"/>
-                <w:lang w:val="en-US"/>
-              </w:rPr>
-              <w:t>List</w:t>
-            </w:r>
-          </w:p>
-        </w:tc>
-        <w:tc>
-          <w:tcPr>
-            <w:tcW w:w="709" w:type="dxa"/>
-            <w:tcBorders>
-              <w:top w:val="nil"/>
-              <w:left w:val="single" w:color="999999" w:sz="8" w:space="0"/>
-              <w:bottom w:val="single" w:color="999999" w:sz="8" w:space="0"/>
-              <w:right w:val="single" w:color="999999" w:sz="8" w:space="0"/>
-            </w:tcBorders>
-            <w:shd w:val="clear" w:color="auto" w:fill="auto"/>
-            <w:vAlign w:val="top"/>
-          </w:tcPr>
-          <w:p>
-            <w:pPr>
-              <w:keepNext w:val="0"/>
-              <w:keepLines w:val="0"/>
-              <w:widowControl/>
-              <w:suppressLineNumbers w:val="0"/>
-              <w:spacing w:before="0" w:beforeAutospacing="0" w:after="0" w:afterAutospacing="0" w:line="240" w:lineRule="auto"/>
-              <w:ind w:left="0" w:right="0"/>
-              <w:rPr>
-                <w:rFonts w:hint="default" w:ascii="Times New Roman" w:hAnsi="Times New Roman" w:eastAsia="SimSun" w:cs="Times New Roman"/>
-                <w:sz w:val="24"/>
-                <w:szCs w:val="24"/>
-              </w:rPr>
-            </w:pPr>
-            <w:r>
-              <w:rPr>
-                <w:rFonts w:hint="default" w:ascii="Times New Roman" w:hAnsi="Times New Roman" w:eastAsia="SimSun" w:cs="Times New Roman"/>
-                <w:sz w:val="24"/>
-                <w:szCs w:val="24"/>
-                <w:lang w:val="en-US" w:eastAsia="en-US"/>
-              </w:rPr>
-              <w:t>O</w:t>
-            </w:r>
-          </w:p>
-        </w:tc>
-        <w:tc>
-          <w:tcPr>
-            <w:tcW w:w="4536" w:type="dxa"/>
-            <w:tcBorders>
-              <w:top w:val="nil"/>
-              <w:left w:val="single" w:color="999999" w:sz="8" w:space="0"/>
-              <w:bottom w:val="single" w:color="999999" w:sz="8" w:space="0"/>
-              <w:right w:val="single" w:color="999999" w:sz="8" w:space="0"/>
-            </w:tcBorders>
-            <w:shd w:val="clear" w:color="auto" w:fill="auto"/>
-            <w:vAlign w:val="top"/>
-          </w:tcPr>
-          <w:p>
-            <w:pPr>
-              <w:keepNext w:val="0"/>
-              <w:keepLines w:val="0"/>
-              <w:widowControl/>
-              <w:suppressLineNumbers w:val="0"/>
-              <w:spacing w:before="0" w:beforeAutospacing="0" w:after="0" w:afterAutospacing="0" w:line="240" w:lineRule="auto"/>
-              <w:ind w:left="0" w:right="0"/>
-              <w:rPr>
-                <w:rFonts w:hint="default" w:ascii="Times New Roman" w:hAnsi="Times New Roman" w:eastAsia="SimSun" w:cs="Times New Roman"/>
-                <w:sz w:val="24"/>
-                <w:szCs w:val="24"/>
-              </w:rPr>
-            </w:pPr>
-            <w:r>
-              <w:rPr>
-                <w:rFonts w:hint="default" w:ascii="Times New Roman" w:hAnsi="Times New Roman" w:eastAsia="SimSun" w:cs="Times New Roman"/>
-                <w:sz w:val="24"/>
-                <w:szCs w:val="24"/>
-              </w:rPr>
-              <w:t>Displays settlement transactions showing who paid whom and the amount paid. Clicking shows detailed transaction history.</w:t>
             </w:r>
           </w:p>
         </w:tc>
@@ -33445,6 +33155,420 @@
                 <w:szCs w:val="24"/>
                 <w:lang w:val="en-US" w:eastAsia="en-US"/>
               </w:rPr>
+              <w:t>4</w:t>
+            </w:r>
+          </w:p>
+        </w:tc>
+        <w:tc>
+          <w:tcPr>
+            <w:tcW w:w="1940" w:type="dxa"/>
+            <w:tcBorders>
+              <w:top w:val="nil"/>
+              <w:left w:val="single" w:color="999999" w:sz="8" w:space="0"/>
+              <w:bottom w:val="single" w:color="999999" w:sz="8" w:space="0"/>
+              <w:right w:val="single" w:color="999999" w:sz="8" w:space="0"/>
+            </w:tcBorders>
+            <w:shd w:val="clear" w:color="auto" w:fill="auto"/>
+            <w:vAlign w:val="top"/>
+          </w:tcPr>
+          <w:p>
+            <w:pPr>
+              <w:keepNext w:val="0"/>
+              <w:keepLines w:val="0"/>
+              <w:widowControl/>
+              <w:suppressLineNumbers w:val="0"/>
+              <w:spacing w:before="0" w:beforeAutospacing="0" w:after="0" w:afterAutospacing="0" w:line="240" w:lineRule="auto"/>
+              <w:ind w:left="0" w:right="0"/>
+              <w:rPr>
+                <w:rFonts w:hint="default" w:ascii="Times New Roman" w:hAnsi="Times New Roman" w:eastAsia="SimSun" w:cs="Times New Roman"/>
+                <w:sz w:val="24"/>
+                <w:szCs w:val="24"/>
+              </w:rPr>
+            </w:pPr>
+            <w:r>
+              <w:rPr>
+                <w:rFonts w:hint="default" w:ascii="Times New Roman" w:hAnsi="Times New Roman" w:eastAsia="SimSun" w:cs="Times New Roman"/>
+                <w:sz w:val="24"/>
+                <w:szCs w:val="24"/>
+              </w:rPr>
+              <w:t>Participants Balance List</w:t>
+            </w:r>
+          </w:p>
+        </w:tc>
+        <w:tc>
+          <w:tcPr>
+            <w:tcW w:w="1037" w:type="dxa"/>
+            <w:tcBorders>
+              <w:top w:val="nil"/>
+              <w:left w:val="single" w:color="999999" w:sz="8" w:space="0"/>
+              <w:bottom w:val="single" w:color="999999" w:sz="8" w:space="0"/>
+              <w:right w:val="single" w:color="999999" w:sz="8" w:space="0"/>
+            </w:tcBorders>
+            <w:shd w:val="clear" w:color="auto" w:fill="auto"/>
+            <w:vAlign w:val="top"/>
+          </w:tcPr>
+          <w:p>
+            <w:pPr>
+              <w:keepNext w:val="0"/>
+              <w:keepLines w:val="0"/>
+              <w:widowControl/>
+              <w:suppressLineNumbers w:val="0"/>
+              <w:spacing w:before="0" w:beforeAutospacing="0" w:after="0" w:afterAutospacing="0" w:line="240" w:lineRule="auto"/>
+              <w:ind w:left="0" w:right="0"/>
+              <w:rPr>
+                <w:rFonts w:hint="default" w:ascii="Times New Roman" w:hAnsi="Times New Roman" w:eastAsia="SimSun" w:cs="Times New Roman"/>
+                <w:sz w:val="24"/>
+                <w:szCs w:val="24"/>
+                <w:lang w:val="en-US"/>
+              </w:rPr>
+            </w:pPr>
+            <w:r>
+              <w:rPr>
+                <w:rFonts w:hint="default" w:ascii="Times New Roman" w:hAnsi="Times New Roman" w:eastAsia="SimSun" w:cs="Times New Roman"/>
+                <w:sz w:val="24"/>
+                <w:szCs w:val="24"/>
+                <w:lang w:val="en-US"/>
+              </w:rPr>
+              <w:t>List</w:t>
+            </w:r>
+          </w:p>
+        </w:tc>
+        <w:tc>
+          <w:tcPr>
+            <w:tcW w:w="709" w:type="dxa"/>
+            <w:tcBorders>
+              <w:top w:val="nil"/>
+              <w:left w:val="single" w:color="999999" w:sz="8" w:space="0"/>
+              <w:bottom w:val="single" w:color="999999" w:sz="8" w:space="0"/>
+              <w:right w:val="single" w:color="999999" w:sz="8" w:space="0"/>
+            </w:tcBorders>
+            <w:shd w:val="clear" w:color="auto" w:fill="auto"/>
+            <w:vAlign w:val="top"/>
+          </w:tcPr>
+          <w:p>
+            <w:pPr>
+              <w:keepNext w:val="0"/>
+              <w:keepLines w:val="0"/>
+              <w:widowControl/>
+              <w:suppressLineNumbers w:val="0"/>
+              <w:spacing w:before="0" w:beforeAutospacing="0" w:after="0" w:afterAutospacing="0" w:line="240" w:lineRule="auto"/>
+              <w:ind w:left="0" w:right="0"/>
+              <w:rPr>
+                <w:rFonts w:hint="default" w:ascii="Times New Roman" w:hAnsi="Times New Roman" w:eastAsia="SimSun" w:cs="Times New Roman"/>
+                <w:sz w:val="24"/>
+                <w:szCs w:val="24"/>
+              </w:rPr>
+            </w:pPr>
+            <w:r>
+              <w:rPr>
+                <w:rFonts w:hint="default" w:ascii="Times New Roman" w:hAnsi="Times New Roman" w:eastAsia="SimSun" w:cs="Times New Roman"/>
+                <w:sz w:val="24"/>
+                <w:szCs w:val="24"/>
+                <w:lang w:val="en-US" w:eastAsia="en-US"/>
+              </w:rPr>
+              <w:t>M</w:t>
+            </w:r>
+          </w:p>
+        </w:tc>
+        <w:tc>
+          <w:tcPr>
+            <w:tcW w:w="4536" w:type="dxa"/>
+            <w:tcBorders>
+              <w:top w:val="nil"/>
+              <w:left w:val="single" w:color="999999" w:sz="8" w:space="0"/>
+              <w:bottom w:val="single" w:color="999999" w:sz="8" w:space="0"/>
+              <w:right w:val="single" w:color="999999" w:sz="8" w:space="0"/>
+            </w:tcBorders>
+            <w:shd w:val="clear" w:color="auto" w:fill="auto"/>
+            <w:vAlign w:val="top"/>
+          </w:tcPr>
+          <w:p>
+            <w:pPr>
+              <w:keepNext w:val="0"/>
+              <w:keepLines w:val="0"/>
+              <w:widowControl/>
+              <w:suppressLineNumbers w:val="0"/>
+              <w:spacing w:before="0" w:beforeAutospacing="0" w:after="0" w:afterAutospacing="0" w:line="240" w:lineRule="auto"/>
+              <w:ind w:left="0" w:right="0"/>
+              <w:rPr>
+                <w:rFonts w:hint="default" w:ascii="Times New Roman" w:hAnsi="Times New Roman" w:eastAsia="SimSun" w:cs="Times New Roman"/>
+                <w:sz w:val="24"/>
+                <w:szCs w:val="24"/>
+                <w:lang w:val="en-US"/>
+              </w:rPr>
+            </w:pPr>
+            <w:r>
+              <w:rPr>
+                <w:rFonts w:hint="default" w:ascii="Times New Roman" w:hAnsi="Times New Roman" w:eastAsia="SimSun" w:cs="Times New Roman"/>
+                <w:sz w:val="24"/>
+                <w:szCs w:val="24"/>
+              </w:rPr>
+              <w:t>Displays all participants and their balance status (Paid, Owes, Owed). Clicking a participant expands to show detailed balances.</w:t>
+            </w:r>
+            <w:r>
+              <w:rPr>
+                <w:rFonts w:hint="default" w:ascii="Times New Roman" w:hAnsi="Times New Roman" w:eastAsia="SimSun" w:cs="Times New Roman"/>
+                <w:sz w:val="24"/>
+                <w:szCs w:val="24"/>
+                <w:lang w:val="en-US"/>
+              </w:rPr>
+              <w:t xml:space="preserve"> </w:t>
+            </w:r>
+          </w:p>
+        </w:tc>
+      </w:tr>
+      <w:tr>
+        <w:tblPrEx>
+          <w:tblBorders>
+            <w:top w:val="none" w:color="999999" w:sz="4" w:space="0"/>
+            <w:left w:val="none" w:color="999999" w:sz="4" w:space="0"/>
+            <w:bottom w:val="none" w:color="999999" w:sz="4" w:space="0"/>
+            <w:right w:val="none" w:color="999999" w:sz="4" w:space="0"/>
+            <w:insideH w:val="single" w:color="999999" w:sz="4" w:space="0"/>
+            <w:insideV w:val="single" w:color="999999" w:sz="4" w:space="0"/>
+          </w:tblBorders>
+          <w:tblCellMar>
+            <w:top w:w="0" w:type="dxa"/>
+            <w:left w:w="108" w:type="dxa"/>
+            <w:bottom w:w="0" w:type="dxa"/>
+            <w:right w:w="108" w:type="dxa"/>
+          </w:tblCellMar>
+        </w:tblPrEx>
+        <w:tc>
+          <w:tcPr>
+            <w:tcW w:w="567" w:type="dxa"/>
+            <w:tcBorders>
+              <w:top w:val="nil"/>
+              <w:left w:val="single" w:color="999999" w:sz="8" w:space="0"/>
+              <w:bottom w:val="single" w:color="999999" w:sz="8" w:space="0"/>
+              <w:right w:val="single" w:color="999999" w:sz="8" w:space="0"/>
+            </w:tcBorders>
+            <w:shd w:val="clear" w:color="auto" w:fill="auto"/>
+            <w:vAlign w:val="top"/>
+          </w:tcPr>
+          <w:p>
+            <w:pPr>
+              <w:keepNext w:val="0"/>
+              <w:keepLines w:val="0"/>
+              <w:widowControl/>
+              <w:suppressLineNumbers w:val="0"/>
+              <w:spacing w:before="0" w:beforeAutospacing="0" w:after="0" w:afterAutospacing="0" w:line="240" w:lineRule="auto"/>
+              <w:ind w:left="0" w:right="0"/>
+              <w:rPr>
+                <w:rFonts w:hint="default" w:ascii="Times New Roman" w:hAnsi="Times New Roman" w:eastAsia="SimSun" w:cs="Times New Roman"/>
+                <w:sz w:val="24"/>
+                <w:szCs w:val="24"/>
+              </w:rPr>
+            </w:pPr>
+            <w:r>
+              <w:rPr>
+                <w:rFonts w:hint="default" w:ascii="Times New Roman" w:hAnsi="Times New Roman" w:eastAsia="SimSun" w:cs="Times New Roman"/>
+                <w:sz w:val="24"/>
+                <w:szCs w:val="24"/>
+                <w:lang w:val="en-US" w:eastAsia="en-US"/>
+              </w:rPr>
+              <w:t>5</w:t>
+            </w:r>
+          </w:p>
+        </w:tc>
+        <w:tc>
+          <w:tcPr>
+            <w:tcW w:w="1940" w:type="dxa"/>
+            <w:tcBorders>
+              <w:top w:val="nil"/>
+              <w:left w:val="single" w:color="999999" w:sz="8" w:space="0"/>
+              <w:bottom w:val="single" w:color="999999" w:sz="8" w:space="0"/>
+              <w:right w:val="single" w:color="999999" w:sz="8" w:space="0"/>
+            </w:tcBorders>
+            <w:shd w:val="clear" w:color="auto" w:fill="auto"/>
+            <w:vAlign w:val="top"/>
+          </w:tcPr>
+          <w:p>
+            <w:pPr>
+              <w:keepNext w:val="0"/>
+              <w:keepLines w:val="0"/>
+              <w:widowControl/>
+              <w:suppressLineNumbers w:val="0"/>
+              <w:spacing w:before="0" w:beforeAutospacing="0" w:after="0" w:afterAutospacing="0" w:line="240" w:lineRule="auto"/>
+              <w:ind w:left="0" w:right="0"/>
+              <w:rPr>
+                <w:rFonts w:hint="default" w:ascii="Times New Roman" w:hAnsi="Times New Roman" w:eastAsia="SimSun" w:cs="Times New Roman"/>
+                <w:sz w:val="24"/>
+                <w:szCs w:val="24"/>
+              </w:rPr>
+            </w:pPr>
+            <w:r>
+              <w:rPr>
+                <w:rFonts w:hint="default" w:ascii="Times New Roman" w:hAnsi="Times New Roman" w:eastAsia="SimSun" w:cs="Times New Roman"/>
+                <w:sz w:val="24"/>
+                <w:szCs w:val="24"/>
+              </w:rPr>
+              <w:t>Settlement Transaction List</w:t>
+            </w:r>
+          </w:p>
+        </w:tc>
+        <w:tc>
+          <w:tcPr>
+            <w:tcW w:w="1037" w:type="dxa"/>
+            <w:tcBorders>
+              <w:top w:val="nil"/>
+              <w:left w:val="single" w:color="999999" w:sz="8" w:space="0"/>
+              <w:bottom w:val="single" w:color="999999" w:sz="8" w:space="0"/>
+              <w:right w:val="single" w:color="999999" w:sz="8" w:space="0"/>
+            </w:tcBorders>
+            <w:shd w:val="clear" w:color="auto" w:fill="auto"/>
+            <w:vAlign w:val="top"/>
+          </w:tcPr>
+          <w:p>
+            <w:pPr>
+              <w:keepNext w:val="0"/>
+              <w:keepLines w:val="0"/>
+              <w:widowControl/>
+              <w:suppressLineNumbers w:val="0"/>
+              <w:spacing w:before="0" w:beforeAutospacing="0" w:after="0" w:afterAutospacing="0" w:line="240" w:lineRule="auto"/>
+              <w:ind w:left="0" w:right="0"/>
+              <w:rPr>
+                <w:rFonts w:hint="default" w:ascii="Times New Roman" w:hAnsi="Times New Roman" w:eastAsia="SimSun" w:cs="Times New Roman"/>
+                <w:sz w:val="24"/>
+                <w:szCs w:val="24"/>
+                <w:lang w:val="en-US"/>
+              </w:rPr>
+            </w:pPr>
+            <w:r>
+              <w:rPr>
+                <w:rFonts w:hint="default" w:ascii="Times New Roman" w:hAnsi="Times New Roman" w:eastAsia="SimSun" w:cs="Times New Roman"/>
+                <w:sz w:val="24"/>
+                <w:szCs w:val="24"/>
+                <w:lang w:val="en-US"/>
+              </w:rPr>
+              <w:t>List</w:t>
+            </w:r>
+          </w:p>
+        </w:tc>
+        <w:tc>
+          <w:tcPr>
+            <w:tcW w:w="709" w:type="dxa"/>
+            <w:tcBorders>
+              <w:top w:val="nil"/>
+              <w:left w:val="single" w:color="999999" w:sz="8" w:space="0"/>
+              <w:bottom w:val="single" w:color="999999" w:sz="8" w:space="0"/>
+              <w:right w:val="single" w:color="999999" w:sz="8" w:space="0"/>
+            </w:tcBorders>
+            <w:shd w:val="clear" w:color="auto" w:fill="auto"/>
+            <w:vAlign w:val="top"/>
+          </w:tcPr>
+          <w:p>
+            <w:pPr>
+              <w:keepNext w:val="0"/>
+              <w:keepLines w:val="0"/>
+              <w:widowControl/>
+              <w:suppressLineNumbers w:val="0"/>
+              <w:spacing w:before="0" w:beforeAutospacing="0" w:after="0" w:afterAutospacing="0" w:line="240" w:lineRule="auto"/>
+              <w:ind w:left="0" w:right="0"/>
+              <w:rPr>
+                <w:rFonts w:hint="default" w:ascii="Times New Roman" w:hAnsi="Times New Roman" w:eastAsia="SimSun" w:cs="Times New Roman"/>
+                <w:sz w:val="24"/>
+                <w:szCs w:val="24"/>
+              </w:rPr>
+            </w:pPr>
+            <w:r>
+              <w:rPr>
+                <w:rFonts w:hint="default" w:ascii="Times New Roman" w:hAnsi="Times New Roman" w:eastAsia="SimSun" w:cs="Times New Roman"/>
+                <w:sz w:val="24"/>
+                <w:szCs w:val="24"/>
+                <w:lang w:val="en-US" w:eastAsia="en-US"/>
+              </w:rPr>
+              <w:t>O</w:t>
+            </w:r>
+          </w:p>
+        </w:tc>
+        <w:tc>
+          <w:tcPr>
+            <w:tcW w:w="4536" w:type="dxa"/>
+            <w:tcBorders>
+              <w:top w:val="nil"/>
+              <w:left w:val="single" w:color="999999" w:sz="8" w:space="0"/>
+              <w:bottom w:val="single" w:color="999999" w:sz="8" w:space="0"/>
+              <w:right w:val="single" w:color="999999" w:sz="8" w:space="0"/>
+            </w:tcBorders>
+            <w:shd w:val="clear" w:color="auto" w:fill="auto"/>
+            <w:vAlign w:val="top"/>
+          </w:tcPr>
+          <w:p>
+            <w:pPr>
+              <w:keepNext w:val="0"/>
+              <w:keepLines w:val="0"/>
+              <w:widowControl/>
+              <w:suppressLineNumbers w:val="0"/>
+              <w:spacing w:before="0" w:beforeAutospacing="0" w:after="0" w:afterAutospacing="0" w:line="240" w:lineRule="auto"/>
+              <w:ind w:left="0" w:right="0"/>
+              <w:rPr>
+                <w:rFonts w:hint="default" w:ascii="Times New Roman" w:hAnsi="Times New Roman" w:eastAsia="SimSun" w:cs="Times New Roman"/>
+                <w:sz w:val="24"/>
+                <w:szCs w:val="24"/>
+              </w:rPr>
+            </w:pPr>
+            <w:r>
+              <w:rPr>
+                <w:rFonts w:hint="default" w:ascii="Times New Roman" w:hAnsi="Times New Roman" w:eastAsia="SimSun" w:cs="Times New Roman"/>
+                <w:sz w:val="24"/>
+                <w:szCs w:val="24"/>
+              </w:rPr>
+              <w:t>Displays settlement transactions showing who paid whom and the amount paid. Clicking shows detailed transaction history.</w:t>
+            </w:r>
+          </w:p>
+        </w:tc>
+      </w:tr>
+      <w:tr>
+        <w:tblPrEx>
+          <w:tblBorders>
+            <w:top w:val="none" w:color="999999" w:sz="4" w:space="0"/>
+            <w:left w:val="none" w:color="999999" w:sz="4" w:space="0"/>
+            <w:bottom w:val="none" w:color="999999" w:sz="4" w:space="0"/>
+            <w:right w:val="none" w:color="999999" w:sz="4" w:space="0"/>
+            <w:insideH w:val="single" w:color="999999" w:sz="4" w:space="0"/>
+            <w:insideV w:val="single" w:color="999999" w:sz="4" w:space="0"/>
+          </w:tblBorders>
+          <w:tblCellMar>
+            <w:top w:w="0" w:type="dxa"/>
+            <w:left w:w="108" w:type="dxa"/>
+            <w:bottom w:w="0" w:type="dxa"/>
+            <w:right w:w="108" w:type="dxa"/>
+          </w:tblCellMar>
+        </w:tblPrEx>
+        <w:tc>
+          <w:tcPr>
+            <w:tcW w:w="567" w:type="dxa"/>
+            <w:tcBorders>
+              <w:top w:val="nil"/>
+              <w:left w:val="single" w:color="999999" w:sz="8" w:space="0"/>
+              <w:bottom w:val="single" w:color="999999" w:sz="8" w:space="0"/>
+              <w:right w:val="single" w:color="999999" w:sz="8" w:space="0"/>
+            </w:tcBorders>
+            <w:shd w:val="clear" w:color="auto" w:fill="auto"/>
+            <w:vAlign w:val="top"/>
+          </w:tcPr>
+          <w:p>
+            <w:pPr>
+              <w:keepNext w:val="0"/>
+              <w:keepLines w:val="0"/>
+              <w:widowControl/>
+              <w:suppressLineNumbers w:val="0"/>
+              <w:spacing w:before="0" w:beforeAutospacing="0" w:after="0" w:afterAutospacing="0" w:line="240" w:lineRule="auto"/>
+              <w:ind w:left="0" w:right="0"/>
+              <w:rPr>
+                <w:rFonts w:hint="default" w:ascii="Times New Roman" w:hAnsi="Times New Roman" w:eastAsia="SimSun" w:cs="Times New Roman"/>
+                <w:sz w:val="24"/>
+                <w:szCs w:val="24"/>
+              </w:rPr>
+            </w:pPr>
+            <w:r>
+              <w:rPr>
+                <w:rFonts w:hint="default" w:ascii="Times New Roman" w:hAnsi="Times New Roman" w:eastAsia="SimSun" w:cs="Times New Roman"/>
+                <w:sz w:val="24"/>
+                <w:szCs w:val="24"/>
+                <w:lang w:val="en-US" w:eastAsia="en-US"/>
+              </w:rPr>
               <w:t>6</w:t>
             </w:r>
           </w:p>
@@ -33652,7 +33776,6 @@
         </w:rPr>
         <w:t>8</w:t>
       </w:r>
-      <w:bookmarkStart w:id="31" w:name="_GoBack"/>
       <w:r>
         <w:rPr>
           <w:rFonts w:hint="default" w:ascii="Times New Roman" w:hAnsi="Times New Roman" w:eastAsia="DejaVu Sans" w:cs="Times New Roman"/>
@@ -33677,7 +33800,6 @@
         </w:rPr>
         <w:t>balance screen</w:t>
       </w:r>
-      <w:bookmarkEnd w:id="31"/>
     </w:p>
     <w:p>
       <w:pPr>
@@ -34881,6 +35003,12 @@
             <w:insideH w:val="single" w:color="666666" w:themeColor="text1" w:themeTint="99" w:sz="4" w:space="0"/>
             <w:insideV w:val="single" w:color="666666" w:themeColor="text1" w:themeTint="99" w:sz="4" w:space="0"/>
           </w:tblBorders>
+          <w:tblCellMar>
+            <w:top w:w="0" w:type="dxa"/>
+            <w:left w:w="108" w:type="dxa"/>
+            <w:bottom w:w="0" w:type="dxa"/>
+            <w:right w:w="108" w:type="dxa"/>
+          </w:tblCellMar>
         </w:tblPrEx>
         <w:tc>
           <w:tcPr>
@@ -42130,6 +42258,7 @@
       <w:ind w:leftChars="0"/>
     </w:pPr>
     <w:rPr>
+      <w:rFonts w:ascii="Times New Roman" w:hAnsi="Times New Roman" w:eastAsia="SimSun" w:cs="Times New Roman"/>
       <w:sz w:val="20"/>
       <w:szCs w:val="20"/>
     </w:rPr>
